--- a/assets/resume/matthew-mccluster-resume.docx
+++ b/assets/resume/matthew-mccluster-resume.docx
@@ -270,7 +270,7 @@
           <w:sz w:val="19"/>
           <w:szCs w:val="19"/>
         </w:rPr>
-        <w:t xml:space="preserve">Georgia Youth Innovation &amp; Civic Leadership Week, December 2025, issued by Gov. Brian P. Kemp.</w:t>
+        <w:t xml:space="preserve">signed October 27, 2025, designating Georgia Youth Innovation &amp; Civic Leadership Week for December 12-18, 2025.</w:t>
       </w:r>
     </w:p>
     <w:p>
@@ -308,15 +308,38 @@
           <w:sz w:val="19"/>
           <w:szCs w:val="19"/>
         </w:rPr>
-        <w:t xml:space="preserve">Connecticut Public Charity Registration: </w:t>
-      </w:r>
-      <w:r>
-        <w:rPr>
-          <w:color w:val="444444"/>
-          <w:sz w:val="19"/>
-          <w:szCs w:val="19"/>
-        </w:rPr>
-        <w:t xml:space="preserve">McCluster Corp, CHR.0069693, October 28, 2025.</w:t>
+        <w:t xml:space="preserve">Connecticut General Assembly: </w:t>
+      </w:r>
+      <w:r>
+        <w:rPr>
+          <w:color w:val="444444"/>
+          <w:sz w:val="19"/>
+          <w:szCs w:val="19"/>
+        </w:rPr>
+        <w:t xml:space="preserve">Official Citation to Matthew Christian Perry McCluster, October 5, 2025. Primary document.</w:t>
+      </w:r>
+    </w:p>
+    <w:p>
+      <w:pPr>
+        <w:spacing w:after="70"/>
+      </w:pPr>
+      <w:r>
+        <w:rPr>
+          <w:b/>
+          <w:bCs/>
+          <w:color w:val="111111"/>
+          <w:sz w:val="19"/>
+          <w:szCs w:val="19"/>
+        </w:rPr>
+        <w:t xml:space="preserve">Connecticut public-charity registration certificate: </w:t>
+      </w:r>
+      <w:r>
+        <w:rPr>
+          <w:color w:val="444444"/>
+          <w:sz w:val="19"/>
+          <w:szCs w:val="19"/>
+        </w:rPr>
+        <w:t xml:space="preserve">McCluster Corp, CHR.0069693, issued October 28, 2025. The current renewal status is not asserted on this page.</w:t>
       </w:r>
     </w:p>
     <w:p>
@@ -699,7 +722,7 @@
           <w:sz w:val="18"/>
           <w:szCs w:val="18"/>
         </w:rPr>
-        <w:t xml:space="preserve">DoD-standard data destruction (dBAN) and ISO-standard e-waste handling; instructed new team members.</w:t>
+        <w:t xml:space="preserve">DoD-standard data destruction (dBAN) and ISO-standard e-waste handling.</w:t>
       </w:r>
     </w:p>
     <w:p>
@@ -1331,7 +1354,7 @@
         </w:rPr>
         <w:t xml:space="preserve">Full record: </w:t>
       </w:r>
-      <w:hyperlink w:history="1" r:id="rIdp1ddoqifg58ldi4lddpk0">
+      <w:hyperlink w:history="1" r:id="rIds6jiqx1kse_3pb-zh3c1i">
         <w:r>
           <w:rPr>
             <w:color w:val="444444"/>
@@ -1361,10 +1384,6 @@
 </w:document>
 </file>
 
-<file path=word/comments.xml><?xml version="1.0" encoding="utf-8"?>
-<w:comments xmlns:cx="http://schemas.microsoft.com/office/drawing/2014/chartex" xmlns:cx1="http://schemas.microsoft.com/office/drawing/2015/9/8/chartex" xmlns:cx2="http://schemas.microsoft.com/office/drawing/2015/10/21/chartex" xmlns:cx3="http://schemas.microsoft.com/office/drawing/2016/5/9/chartex" xmlns:cx4="http://schemas.microsoft.com/office/drawing/2016/5/10/chartex" xmlns:cx5="http://schemas.microsoft.com/office/drawing/2016/5/11/chartex" xmlns:cx6="http://schemas.microsoft.com/office/drawing/2016/5/12/chartex" xmlns:cx7="http://schemas.microsoft.com/office/drawing/2016/5/13/chartex" xmlns:cx8="http://schemas.microsoft.com/office/drawing/2016/5/14/chartex" xmlns:mc="http://schemas.openxmlformats.org/markup-compatibility/2006" xmlns:aink="http://schemas.microsoft.com/office/drawing/2016/ink" xmlns:am3d="http://schemas.microsoft.com/office/drawing/2017/model3d" xmlns:o="urn:schemas-microsoft-com:office:office" xmlns:r="http://schemas.openxmlformats.org/officeDocument/2006/relationships" xmlns:m="http://schemas.openxmlformats.org/officeDocument/2006/math" xmlns:v="urn:schemas-microsoft-com:vml" xmlns:wp14="http://schemas.microsoft.com/office/word/2010/wordprocessingDrawing" xmlns:wp="http://schemas.openxmlformats.org/drawingml/2006/wordprocessingDrawing" xmlns:w10="urn:schemas-microsoft-com:office:word" xmlns:w="http://schemas.openxmlformats.org/wordprocessingml/2006/main" xmlns:w14="http://schemas.microsoft.com/office/word/2010/wordml" xmlns:w15="http://schemas.microsoft.com/office/word/2012/wordml" xmlns:w16cex="http://schemas.microsoft.com/office/word/2018/wordml/cex" xmlns:w16cid="http://schemas.microsoft.com/office/word/2016/wordml/cid" xmlns:w16="http://schemas.microsoft.com/office/word/2018/wordml" xmlns:w16sdtdh="http://schemas.microsoft.com/office/word/2020/wordml/sdtdatahash" xmlns:w16se="http://schemas.microsoft.com/office/word/2015/wordml/symex" xmlns:wpg="http://schemas.microsoft.com/office/word/2010/wordprocessingGroup" xmlns:wpi="http://schemas.microsoft.com/office/word/2010/wordprocessingInk" xmlns:wne="http://schemas.microsoft.com/office/word/2006/wordml" xmlns:wps="http://schemas.microsoft.com/office/word/2010/wordprocessingShape"/>
-</file>
-
 <file path=word/endnotes.xml><?xml version="1.0" encoding="utf-8"?>
 <w:endnotes xmlns:wpc="http://schemas.microsoft.com/office/word/2010/wordprocessingCanvas" xmlns:mc="http://schemas.openxmlformats.org/markup-compatibility/2006" xmlns:o="urn:schemas-microsoft-com:office:office" xmlns:r="http://schemas.openxmlformats.org/officeDocument/2006/relationships" xmlns:m="http://schemas.openxmlformats.org/officeDocument/2006/math" xmlns:v="urn:schemas-microsoft-com:vml" xmlns:wp14="http://schemas.microsoft.com/office/word/2010/wordprocessingDrawing" xmlns:wp="http://schemas.openxmlformats.org/drawingml/2006/wordprocessingDrawing" xmlns:w10="urn:schemas-microsoft-com:office:word" xmlns:w="http://schemas.openxmlformats.org/wordprocessingml/2006/main" xmlns:w14="http://schemas.microsoft.com/office/word/2010/wordml" xmlns:w15="http://schemas.microsoft.com/office/word/2012/wordml" xmlns:wpg="http://schemas.microsoft.com/office/word/2010/wordprocessingGroup" xmlns:wpi="http://schemas.microsoft.com/office/word/2010/wordprocessingInk" xmlns:wne="http://schemas.microsoft.com/office/word/2006/wordml" xmlns:wps="http://schemas.microsoft.com/office/word/2010/wordprocessingShape" mc:Ignorable="w14 w15 wp14">
   <w:endnote w:type="separator" w:id="-1">
@@ -1443,7 +1462,7 @@
 <w:numbering xmlns:wpc="http://schemas.microsoft.com/office/word/2010/wordprocessingCanvas" xmlns:mc="http://schemas.openxmlformats.org/markup-compatibility/2006" xmlns:o="urn:schemas-microsoft-com:office:office" xmlns:r="http://schemas.openxmlformats.org/officeDocument/2006/relationships" xmlns:m="http://schemas.openxmlformats.org/officeDocument/2006/math" xmlns:v="urn:schemas-microsoft-com:vml" xmlns:wp14="http://schemas.microsoft.com/office/word/2010/wordprocessingDrawing" xmlns:wp="http://schemas.openxmlformats.org/drawingml/2006/wordprocessingDrawing" xmlns:w10="urn:schemas-microsoft-com:office:word" xmlns:w="http://schemas.openxmlformats.org/wordprocessingml/2006/main" xmlns:w14="http://schemas.microsoft.com/office/word/2010/wordml" xmlns:w15="http://schemas.microsoft.com/office/word/2012/wordml" xmlns:wpg="http://schemas.microsoft.com/office/word/2010/wordprocessingGroup" xmlns:wpi="http://schemas.microsoft.com/office/word/2010/wordprocessingInk" xmlns:wne="http://schemas.microsoft.com/office/word/2006/wordml" xmlns:wps="http://schemas.microsoft.com/office/word/2010/wordprocessingShape" mc:Ignorable="w14 w15 wp14">
   <w:abstractNum w:abstractNumId="1" w15:restartNumberingAfterBreak="0">
     <w:multiLevelType w:val="hybridMultilevel"/>
-    <w:lvl w:ilvl="0" w15:tentative="1">
+    <w:lvl w:ilvl="0" w:tentative="1">
       <w:start w:val="1"/>
       <w:numFmt w:val="bullet"/>
       <w:lvlText w:val="●"/>
@@ -1452,7 +1471,7 @@
         <w:ind w:left="720" w:hanging="360"/>
       </w:pPr>
     </w:lvl>
-    <w:lvl w:ilvl="1" w15:tentative="1">
+    <w:lvl w:ilvl="1" w:tentative="1">
       <w:start w:val="1"/>
       <w:numFmt w:val="bullet"/>
       <w:lvlText w:val="○"/>
@@ -1461,7 +1480,7 @@
         <w:ind w:left="1440" w:hanging="360"/>
       </w:pPr>
     </w:lvl>
-    <w:lvl w:ilvl="2" w15:tentative="1">
+    <w:lvl w:ilvl="2" w:tentative="1">
       <w:start w:val="1"/>
       <w:numFmt w:val="bullet"/>
       <w:lvlText w:val="■"/>
@@ -1470,7 +1489,7 @@
         <w:ind w:left="2160" w:hanging="360"/>
       </w:pPr>
     </w:lvl>
-    <w:lvl w:ilvl="3" w15:tentative="1">
+    <w:lvl w:ilvl="3" w:tentative="1">
       <w:start w:val="1"/>
       <w:numFmt w:val="bullet"/>
       <w:lvlText w:val="●"/>
@@ -1479,7 +1498,7 @@
         <w:ind w:left="2880" w:hanging="360"/>
       </w:pPr>
     </w:lvl>
-    <w:lvl w:ilvl="4" w15:tentative="1">
+    <w:lvl w:ilvl="4" w:tentative="1">
       <w:start w:val="1"/>
       <w:numFmt w:val="bullet"/>
       <w:lvlText w:val="○"/>
@@ -1488,7 +1507,7 @@
         <w:ind w:left="3600" w:hanging="360"/>
       </w:pPr>
     </w:lvl>
-    <w:lvl w:ilvl="5" w15:tentative="1">
+    <w:lvl w:ilvl="5" w:tentative="1">
       <w:start w:val="1"/>
       <w:numFmt w:val="bullet"/>
       <w:lvlText w:val="■"/>
@@ -1497,7 +1516,7 @@
         <w:ind w:left="4320" w:hanging="360"/>
       </w:pPr>
     </w:lvl>
-    <w:lvl w:ilvl="6" w15:tentative="1">
+    <w:lvl w:ilvl="6" w:tentative="1">
       <w:start w:val="1"/>
       <w:numFmt w:val="bullet"/>
       <w:lvlText w:val="●"/>
@@ -1506,7 +1525,7 @@
         <w:ind w:left="5040" w:hanging="360"/>
       </w:pPr>
     </w:lvl>
-    <w:lvl w:ilvl="7" w15:tentative="1">
+    <w:lvl w:ilvl="7" w:tentative="1">
       <w:start w:val="1"/>
       <w:numFmt w:val="bullet"/>
       <w:lvlText w:val="●"/>
@@ -1515,7 +1534,7 @@
         <w:ind w:left="5760" w:hanging="360"/>
       </w:pPr>
     </w:lvl>
-    <w:lvl w:ilvl="8" w15:tentative="1">
+    <w:lvl w:ilvl="8" w:tentative="1">
       <w:start w:val="1"/>
       <w:numFmt w:val="bullet"/>
       <w:lvlText w:val="●"/>
@@ -1547,6 +1566,10 @@
     </w:rPrDefault>
     <w:pPrDefault/>
   </w:docDefaults>
+  <w:style w:type="paragraph" w:styleId="Normal" w:default="1">
+    <w:name w:val="Normal"/>
+    <w:qFormat/>
+  </w:style>
   <w:style w:type="paragraph" w:styleId="Title">
     <w:name w:val="Title"/>
     <w:basedOn w:val="Normal"/>
@@ -1720,4 +1743,294 @@
     </w:rPr>
   </w:style>
 </w:styles>
+</file>
+
+<file path=word/theme/theme1.xml><?xml version="1.0" encoding="utf-8"?>
+<a:theme xmlns:a="http://schemas.openxmlformats.org/drawingml/2006/main" name="Office Theme">
+  <a:themeElements>
+    <a:clrScheme name="Office">
+      <a:dk1>
+        <a:sysClr val="windowText" lastClr="000000"/>
+      </a:dk1>
+      <a:lt1>
+        <a:sysClr val="window" lastClr="FFFFFF"/>
+      </a:lt1>
+      <a:dk2>
+        <a:srgbClr val="44546A"/>
+      </a:dk2>
+      <a:lt2>
+        <a:srgbClr val="E7E6E6"/>
+      </a:lt2>
+      <a:accent1>
+        <a:srgbClr val="4472C4"/>
+      </a:accent1>
+      <a:accent2>
+        <a:srgbClr val="ED7D31"/>
+      </a:accent2>
+      <a:accent3>
+        <a:srgbClr val="A5A5A5"/>
+      </a:accent3>
+      <a:accent4>
+        <a:srgbClr val="FFC000"/>
+      </a:accent4>
+      <a:accent5>
+        <a:srgbClr val="5B9BD5"/>
+      </a:accent5>
+      <a:accent6>
+        <a:srgbClr val="70AD47"/>
+      </a:accent6>
+      <a:hlink>
+        <a:srgbClr val="0563C1"/>
+      </a:hlink>
+      <a:folHlink>
+        <a:srgbClr val="954F72"/>
+      </a:folHlink>
+    </a:clrScheme>
+    <a:fontScheme name="Office">
+      <a:majorFont>
+        <a:latin typeface="Calibri Light" panose="020F0302020204030204"/>
+        <a:ea typeface=""/>
+        <a:cs typeface=""/>
+        <a:font script="Jpan" typeface="游ゴシック Light"/>
+        <a:font script="Hang" typeface="맑은 고딕"/>
+        <a:font script="Hans" typeface="等线 Light"/>
+        <a:font script="Hant" typeface="新細明體"/>
+        <a:font script="Arab" typeface="Times New Roman"/>
+        <a:font script="Hebr" typeface="Times New Roman"/>
+        <a:font script="Thai" typeface="Angsana New"/>
+        <a:font script="Ethi" typeface="Nyala"/>
+        <a:font script="Beng" typeface="Vrinda"/>
+        <a:font script="Gujr" typeface="Shruti"/>
+        <a:font script="Khmr" typeface="MoolBoran"/>
+        <a:font script="Knda" typeface="Tunga"/>
+        <a:font script="Guru" typeface="Raavi"/>
+        <a:font script="Cans" typeface="Euphemia"/>
+        <a:font script="Cher" typeface="Plantagenet Cherokee"/>
+        <a:font script="Yiii" typeface="Microsoft Yi Baiti"/>
+        <a:font script="Tibt" typeface="Microsoft Himalaya"/>
+        <a:font script="Thaa" typeface="MV Boli"/>
+        <a:font script="Deva" typeface="Mangal"/>
+        <a:font script="Telu" typeface="Gautami"/>
+        <a:font script="Taml" typeface="Latha"/>
+        <a:font script="Syrc" typeface="Estrangelo Edessa"/>
+        <a:font script="Orya" typeface="Kalinga"/>
+        <a:font script="Mlym" typeface="Kartika"/>
+        <a:font script="Laoo" typeface="DokChampa"/>
+        <a:font script="Sinh" typeface="Iskoola Pota"/>
+        <a:font script="Mong" typeface="Mongolian Baiti"/>
+        <a:font script="Viet" typeface="Times New Roman"/>
+        <a:font script="Uigh" typeface="Microsoft Uighur"/>
+        <a:font script="Geor" typeface="Sylfaen"/>
+        <a:font script="Armn" typeface="Arial"/>
+        <a:font script="Bugi" typeface="Leelawadee UI"/>
+        <a:font script="Bopo" typeface="Microsoft JhengHei"/>
+        <a:font script="Java" typeface="Javanese Text"/>
+        <a:font script="Lisu" typeface="Segoe UI"/>
+        <a:font script="Mymr" typeface="Myanmar Text"/>
+        <a:font script="Nkoo" typeface="Ebrima"/>
+        <a:font script="Olck" typeface="Nirmala UI"/>
+        <a:font script="Osma" typeface="Ebrima"/>
+        <a:font script="Phag" typeface="Phagspa"/>
+        <a:font script="Syrn" typeface="Estrangelo Edessa"/>
+        <a:font script="Syrj" typeface="Estrangelo Edessa"/>
+        <a:font script="Syre" typeface="Estrangelo Edessa"/>
+        <a:font script="Sora" typeface="Nirmala UI"/>
+        <a:font script="Tale" typeface="Microsoft Tai Le"/>
+        <a:font script="Talu" typeface="Microsoft New Tai Lue"/>
+        <a:font script="Tfng" typeface="Ebrima"/>
+      </a:majorFont>
+      <a:minorFont>
+        <a:latin typeface="Calibri" panose="020F0502020204030204"/>
+        <a:ea typeface=""/>
+        <a:cs typeface=""/>
+        <a:font script="Jpan" typeface="游明朝"/>
+        <a:font script="Hang" typeface="맑은 고딕"/>
+        <a:font script="Hans" typeface="等线"/>
+        <a:font script="Hant" typeface="新細明體"/>
+        <a:font script="Arab" typeface="Arial"/>
+        <a:font script="Hebr" typeface="Arial"/>
+        <a:font script="Thai" typeface="Cordia New"/>
+        <a:font script="Ethi" typeface="Nyala"/>
+        <a:font script="Beng" typeface="Vrinda"/>
+        <a:font script="Gujr" typeface="Shruti"/>
+        <a:font script="Khmr" typeface="DaunPenh"/>
+        <a:font script="Knda" typeface="Tunga"/>
+        <a:font script="Guru" typeface="Raavi"/>
+        <a:font script="Cans" typeface="Euphemia"/>
+        <a:font script="Cher" typeface="Plantagenet Cherokee"/>
+        <a:font script="Yiii" typeface="Microsoft Yi Baiti"/>
+        <a:font script="Tibt" typeface="Microsoft Himalaya"/>
+        <a:font script="Thaa" typeface="MV Boli"/>
+        <a:font script="Deva" typeface="Mangal"/>
+        <a:font script="Telu" typeface="Gautami"/>
+        <a:font script="Taml" typeface="Latha"/>
+        <a:font script="Syrc" typeface="Estrangelo Edessa"/>
+        <a:font script="Orya" typeface="Kalinga"/>
+        <a:font script="Mlym" typeface="Kartika"/>
+        <a:font script="Laoo" typeface="DokChampa"/>
+        <a:font script="Sinh" typeface="Iskoola Pota"/>
+        <a:font script="Mong" typeface="Mongolian Baiti"/>
+        <a:font script="Viet" typeface="Arial"/>
+        <a:font script="Uigh" typeface="Microsoft Uighur"/>
+        <a:font script="Geor" typeface="Sylfaen"/>
+        <a:font script="Armn" typeface="Arial"/>
+        <a:font script="Bugi" typeface="Leelawadee UI"/>
+        <a:font script="Bopo" typeface="Microsoft JhengHei"/>
+        <a:font script="Java" typeface="Javanese Text"/>
+        <a:font script="Lisu" typeface="Segoe UI"/>
+        <a:font script="Mymr" typeface="Myanmar Text"/>
+        <a:font script="Nkoo" typeface="Ebrima"/>
+        <a:font script="Olck" typeface="Nirmala UI"/>
+        <a:font script="Osma" typeface="Ebrima"/>
+        <a:font script="Phag" typeface="Phagspa"/>
+        <a:font script="Syrn" typeface="Estrangelo Edessa"/>
+        <a:font script="Syrj" typeface="Estrangelo Edessa"/>
+        <a:font script="Syre" typeface="Estrangelo Edessa"/>
+        <a:font script="Sora" typeface="Nirmala UI"/>
+        <a:font script="Tale" typeface="Microsoft Tai Le"/>
+        <a:font script="Talu" typeface="Microsoft New Tai Lue"/>
+        <a:font script="Tfng" typeface="Ebrima"/>
+      </a:minorFont>
+    </a:fontScheme>
+    <a:fmtScheme name="Office">
+      <a:fillStyleLst>
+        <a:solidFill>
+          <a:schemeClr val="phClr"/>
+        </a:solidFill>
+        <a:gradFill rotWithShape="true">
+          <a:gsLst>
+            <a:gs pos="0">
+              <a:schemeClr val="phClr">
+                <a:lumMod val="110000"/>
+                <a:satMod val="105000"/>
+                <a:tint val="67000"/>
+              </a:schemeClr>
+            </a:gs>
+            <a:gs pos="50000">
+              <a:schemeClr val="phClr">
+                <a:lumMod val="105000"/>
+                <a:satMod val="103000"/>
+                <a:tint val="73000"/>
+              </a:schemeClr>
+            </a:gs>
+            <a:gs pos="100000">
+              <a:schemeClr val="phClr">
+                <a:lumMod val="105000"/>
+                <a:satMod val="109000"/>
+                <a:tint val="81000"/>
+              </a:schemeClr>
+            </a:gs>
+          </a:gsLst>
+          <a:lin ang="5400000" scaled="false"/>
+        </a:gradFill>
+        <a:gradFill rotWithShape="true">
+          <a:gsLst>
+            <a:gs pos="0">
+              <a:schemeClr val="phClr">
+                <a:satMod val="103000"/>
+                <a:lumMod val="102000"/>
+                <a:tint val="94000"/>
+              </a:schemeClr>
+            </a:gs>
+            <a:gs pos="50000">
+              <a:schemeClr val="phClr">
+                <a:satMod val="110000"/>
+                <a:lumMod val="100000"/>
+                <a:shade val="100000"/>
+              </a:schemeClr>
+            </a:gs>
+            <a:gs pos="100000">
+              <a:schemeClr val="phClr">
+                <a:lumMod val="99000"/>
+                <a:satMod val="120000"/>
+                <a:shade val="78000"/>
+              </a:schemeClr>
+            </a:gs>
+          </a:gsLst>
+          <a:lin ang="5400000" scaled="false"/>
+        </a:gradFill>
+      </a:fillStyleLst>
+      <a:lnStyleLst>
+        <a:ln w="6350" cap="flat" cmpd="sng" algn="ctr">
+          <a:solidFill>
+            <a:schemeClr val="phClr"/>
+          </a:solidFill>
+          <a:prstDash val="solid"/>
+          <a:miter lim="800000"/>
+        </a:ln>
+        <a:ln w="12700" cap="flat" cmpd="sng" algn="ctr">
+          <a:solidFill>
+            <a:schemeClr val="phClr"/>
+          </a:solidFill>
+          <a:prstDash val="solid"/>
+          <a:miter lim="800000"/>
+        </a:ln>
+        <a:ln w="19050" cap="flat" cmpd="sng" algn="ctr">
+          <a:solidFill>
+            <a:schemeClr val="phClr"/>
+          </a:solidFill>
+          <a:prstDash val="solid"/>
+          <a:miter lim="800000"/>
+        </a:ln>
+      </a:lnStyleLst>
+      <a:effectStyleLst>
+        <a:effectStyle>
+          <a:effectLst/>
+        </a:effectStyle>
+        <a:effectStyle>
+          <a:effectLst/>
+        </a:effectStyle>
+        <a:effectStyle>
+          <a:effectLst>
+            <a:outerShdw blurRad="57150" dist="19050" dir="5400000" algn="ctr" rotWithShape="false">
+              <a:srgbClr val="000000">
+                <a:alpha val="63000"/>
+              </a:srgbClr>
+            </a:outerShdw>
+          </a:effectLst>
+        </a:effectStyle>
+      </a:effectStyleLst>
+      <a:bgFillStyleLst>
+        <a:solidFill>
+          <a:schemeClr val="phClr"/>
+        </a:solidFill>
+        <a:solidFill>
+          <a:schemeClr val="phClr">
+            <a:tint val="95000"/>
+            <a:satMod val="170000"/>
+          </a:schemeClr>
+        </a:solidFill>
+        <a:gradFill rotWithShape="true">
+          <a:gsLst>
+            <a:gs pos="0">
+              <a:schemeClr val="phClr">
+                <a:tint val="93000"/>
+                <a:satMod val="150000"/>
+                <a:shade val="98000"/>
+                <a:lumMod val="102000"/>
+              </a:schemeClr>
+            </a:gs>
+            <a:gs pos="50000">
+              <a:schemeClr val="phClr">
+                <a:tint val="98000"/>
+                <a:satMod val="130000"/>
+                <a:shade val="90000"/>
+                <a:lumMod val="103000"/>
+              </a:schemeClr>
+            </a:gs>
+            <a:gs pos="100000">
+              <a:schemeClr val="phClr">
+                <a:shade val="63000"/>
+                <a:satMod val="120000"/>
+              </a:schemeClr>
+            </a:gs>
+          </a:gsLst>
+          <a:lin ang="5400000" scaled="false"/>
+        </a:gradFill>
+      </a:bgFillStyleLst>
+    </a:fmtScheme>
+  </a:themeElements>
+  <a:objectDefaults/>
+  <a:extraClrSchemeLst/>
+</a:theme>
 </file>
--- a/assets/resume/matthew-mccluster-resume.docx
+++ b/assets/resume/matthew-mccluster-resume.docx
@@ -15,7 +15,7 @@
           <w:sz w:val="15"/>
           <w:szCs w:val="15"/>
         </w:rPr>
-        <w:t xml:space="preserve">INFRASTRUCTURE · PLATFORMS · CREATIVE DIRECTION</w:t>
+        <w:t xml:space="preserve">COMPUTER SCIENCE · INFRASTRUCTURE · PLATFORMS · CONNECTED MOBILITY · CREATIVE DIRECTION</w:t>
       </w:r>
     </w:p>
     <w:p>
@@ -43,7 +43,7 @@
           <w:sz w:val="21"/>
           <w:szCs w:val="21"/>
         </w:rPr>
-        <w:t xml:space="preserve">Infrastructure Engineer · Platform Builder · Creative Director &amp; Founder</w:t>
+        <w:t xml:space="preserve">Computer Science Student · Infrastructure &amp; Technical Operations · Platform Builder · Creative Director</w:t>
       </w:r>
     </w:p>
     <w:p>
@@ -69,7 +69,7 @@
           <w:sz w:val="19"/>
           <w:szCs w:val="19"/>
         </w:rPr>
-        <w:t xml:space="preserve">Matthew McCluster is an infrastructure engineer, platform builder and creative director working across Connecticut and Georgia. He spent five years in enterprise IT and infrastructure — data-center buildout, Cisco networking, Windows and Linux server estates, and endpoint support at IPC Systems and Robert Half — and now designs and operates the platform behind McCluster Corp: Postgres schema and row-level security, serverless APIs, payments, and an automated release gate. He founded its civic fellowship Equity Uprise, work recognized in 2025 by the State of Georgia and the City of Bridgeport with official proclamations, and owns Whip Equipped LLC, a parts-licensed automotive venture he organized in Acworth, Georgia in 2024. He is also a photographer, web designer and songwriter, recording under the Here / PRIM3 catalogue, and the architect of the Street Credit Bureau reputation platform.</w:t>
+        <w:t xml:space="preserve">Matthew McCluster is a Computer Science student at Southern Connecticut State University and an infrastructure and technical-operations professional working across Connecticut and Georgia. His experience spans desktop support, enterprise data-center and network/server work, PostgreSQL and serverless platform operations, and automotive telematics. He founded McCluster Corp and operates its technology, civic, education and creative projects, including Equity Uprise, PRIM3 and the Uprise Action Network. Through Whip Equipped LLC, he is developing connected-mobility and vehicle systems around GNSS/telematics, sensors and an in-development urban motorcycle platform. He also works in photography, web design, media production and songwriting.</w:t>
       </w:r>
     </w:p>
     <w:p>
@@ -150,15 +150,61 @@
           <w:sz w:val="19"/>
           <w:szCs w:val="19"/>
         </w:rPr>
-        <w:t xml:space="preserve">Roles: </w:t>
-      </w:r>
-      <w:r>
-        <w:rPr>
-          <w:color w:val="444444"/>
-          <w:sz w:val="19"/>
-          <w:szCs w:val="19"/>
-        </w:rPr>
-        <w:t xml:space="preserve">Creative director · photographer · web designer · songwriter · platform operator</w:t>
+        <w:t xml:space="preserve">Education: </w:t>
+      </w:r>
+      <w:r>
+        <w:rPr>
+          <w:color w:val="444444"/>
+          <w:sz w:val="19"/>
+          <w:szCs w:val="19"/>
+        </w:rPr>
+        <w:t xml:space="preserve">B.S. Computer Science, Southern Connecticut State University — enrolled, expected May 2030</w:t>
+      </w:r>
+    </w:p>
+    <w:p>
+      <w:pPr>
+        <w:spacing w:after="70"/>
+      </w:pPr>
+      <w:r>
+        <w:rPr>
+          <w:b/>
+          <w:bCs/>
+          <w:color w:val="111111"/>
+          <w:sz w:val="19"/>
+          <w:szCs w:val="19"/>
+        </w:rPr>
+        <w:t xml:space="preserve">Technical lanes: </w:t>
+      </w:r>
+      <w:r>
+        <w:rPr>
+          <w:color w:val="444444"/>
+          <w:sz w:val="19"/>
+          <w:szCs w:val="19"/>
+        </w:rPr>
+        <w:t xml:space="preserve">infrastructure &amp; data center · IT support · technical operations · platform engineering · connected mobility &amp; telematics</w:t>
+      </w:r>
+    </w:p>
+    <w:p>
+      <w:pPr>
+        <w:spacing w:after="70"/>
+      </w:pPr>
+      <w:r>
+        <w:rPr>
+          <w:b/>
+          <w:bCs/>
+          <w:color w:val="111111"/>
+          <w:sz w:val="19"/>
+          <w:szCs w:val="19"/>
+        </w:rPr>
+        <w:t xml:space="preserve">Founder/operator: </w:t>
+      </w:r>
+      <w:r>
+        <w:rPr>
+          <w:color w:val="444444"/>
+          <w:sz w:val="19"/>
+          <w:szCs w:val="19"/>
+        </w:rPr>
+        <w:t xml:space="preserve">McCluster Corp · Equity Uprise · PRIM3 · Uprise Action Network</w:t>
       </w:r>
     </w:p>
     <w:p>
@@ -181,30 +227,30 @@
           <w:sz w:val="19"/>
           <w:szCs w:val="19"/>
         </w:rPr>
-        <w:t xml:space="preserve">McCluster Corp &amp; the Equity Uprise civic fellowship</w:t>
-      </w:r>
-    </w:p>
-    <w:p>
-      <w:pPr>
-        <w:spacing w:after="70"/>
-      </w:pPr>
-      <w:r>
-        <w:rPr>
-          <w:b/>
-          <w:bCs/>
-          <w:color w:val="111111"/>
-          <w:sz w:val="19"/>
-          <w:szCs w:val="19"/>
-        </w:rPr>
-        <w:t xml:space="preserve">Owner-operator of: </w:t>
-      </w:r>
-      <w:r>
-        <w:rPr>
-          <w:color w:val="444444"/>
-          <w:sz w:val="19"/>
-          <w:szCs w:val="19"/>
-        </w:rPr>
-        <w:t xml:space="preserve">Whip Equipped LLC (Acworth, GA) — through September 2026</w:t>
+        <w:t xml:space="preserve">Whip Equipped LLC, a connected-mobility and vehicle-development venture</w:t>
+      </w:r>
+    </w:p>
+    <w:p>
+      <w:pPr>
+        <w:spacing w:after="70"/>
+      </w:pPr>
+      <w:r>
+        <w:rPr>
+          <w:b/>
+          <w:bCs/>
+          <w:color w:val="111111"/>
+          <w:sz w:val="19"/>
+          <w:szCs w:val="19"/>
+        </w:rPr>
+        <w:t xml:space="preserve">Creative work: </w:t>
+      </w:r>
+      <w:r>
+        <w:rPr>
+          <w:color w:val="444444"/>
+          <w:sz w:val="19"/>
+          <w:szCs w:val="19"/>
+        </w:rPr>
+        <w:t xml:space="preserve">photography · web design · media production · songwriting</w:t>
       </w:r>
     </w:p>
     <w:p>
@@ -227,7 +273,7 @@
           <w:sz w:val="19"/>
           <w:szCs w:val="19"/>
         </w:rPr>
-        <w:t xml:space="preserve">the State of Georgia &amp; the City of Bridgeport (2025 proclamations)</w:t>
+        <w:t xml:space="preserve">Connecticut General Assembly · State of Georgia · City of Bridgeport (2025)</w:t>
       </w:r>
     </w:p>
     <w:p>
@@ -372,7 +418,7 @@
           <w:sz w:val="19"/>
           <w:szCs w:val="19"/>
         </w:rPr>
-        <w:t xml:space="preserve">McCluster Corp is Matthew's creative and civic company, the home of the Equity Uprise fellowship, the Here / PRIM3 music catalogue, and the Street Credit Bureau. Equity Uprise is its civic-fellowship program, recognized by the State of Georgia and the City of Bridgeport. Whip Equipped LLC is his parts-licensed automotive venture in Acworth, Georgia, now the basis of a mini web series in production. As a songwriter and producer he records under the Here / PRIM3 catalogue (ISRC prefix QT6KV), and as a builder he designed and operates the Street Credit Bureau, a reputation platform published in the open.</w:t>
+        <w:t xml:space="preserve">McCluster Corp is Matthew's operating and publishing organization for technology, education, civic, media and creative work. Its projects include Equity Uprise, the PRIM3 technology-learning system and the Uprise Action Network. Whip Equipped LLC is a separate connected-mobility venture whose current work spans telematics, vehicle systems and development planning for a connected urban motorcycle platform. Matthew's creative work includes photography, web design, media production, songwriting and the I AM HERE catalogue.</w:t>
       </w:r>
     </w:p>
     <w:p>
@@ -524,7 +570,7 @@
           <w:sz w:val="16"/>
           <w:szCs w:val="16"/>
         </w:rPr>
-        <w:t xml:space="preserve">2024 TO SEPTEMBER 2026</w:t>
+        <w:t xml:space="preserve">2024 TO PRESENT</w:t>
       </w:r>
     </w:p>
     <w:p>
@@ -539,7 +585,7 @@
           <w:sz w:val="20"/>
           <w:szCs w:val="20"/>
         </w:rPr>
-        <w:t xml:space="preserve">Owner-Operator</w:t>
+        <w:t xml:space="preserve">Founder / Automotive Systems &amp; Telematics Operator</w:t>
       </w:r>
     </w:p>
     <w:p>
@@ -552,7 +598,7 @@
           <w:sz w:val="19"/>
           <w:szCs w:val="19"/>
         </w:rPr>
-        <w:t xml:space="preserve">Whip Equipped LLC · Acworth, Georgia</w:t>
+        <w:t xml:space="preserve">Whip Equipped LLC · Georgia</w:t>
       </w:r>
     </w:p>
     <w:p>
@@ -570,7 +616,7 @@
           <w:sz w:val="18"/>
           <w:szCs w:val="18"/>
         </w:rPr>
-        <w:t xml:space="preserve">Founded and organized a parts-licensed automotive dealership; runs sourcing, sales, licensing and compliance.</w:t>
+        <w:t xml:space="preserve">Deployed GPS and fleet-telematics systems, integrating connected hardware with vehicle power, data and monitoring workflows.</w:t>
       </w:r>
     </w:p>
     <w:p>
@@ -588,51 +634,7 @@
           <w:sz w:val="18"/>
           <w:szCs w:val="18"/>
         </w:rPr>
-        <w:t xml:space="preserve">Operating through September 2026, when the parts licence term ends.</w:t>
-      </w:r>
-    </w:p>
-    <w:p>
-      <w:pPr>
-        <w:spacing w:after="0" w:before="100"/>
-      </w:pPr>
-      <w:r>
-        <w:rPr>
-          <w:b/>
-          <w:bCs/>
-          <w:color w:val="8A0F18"/>
-          <w:spacing w:val="14"/>
-          <w:sz w:val="16"/>
-          <w:szCs w:val="16"/>
-        </w:rPr>
-        <w:t xml:space="preserve">2021 TO 2023</w:t>
-      </w:r>
-    </w:p>
-    <w:p>
-      <w:pPr>
-        <w:spacing w:after="0"/>
-      </w:pPr>
-      <w:r>
-        <w:rPr>
-          <w:b/>
-          <w:bCs/>
-          <w:color w:val="111111"/>
-          <w:sz w:val="20"/>
-          <w:szCs w:val="20"/>
-        </w:rPr>
-        <w:t xml:space="preserve">Infrastructure Engineer</w:t>
-      </w:r>
-    </w:p>
-    <w:p>
-      <w:pPr>
-        <w:spacing w:after="40"/>
-      </w:pPr>
-      <w:r>
-        <w:rPr>
-          <w:color w:val="444444"/>
-          <w:sz w:val="19"/>
-          <w:szCs w:val="19"/>
-        </w:rPr>
-        <w:t xml:space="preserve">IPC Systems · Fairfield, Connecticut</w:t>
+        <w:t xml:space="preserve">Diagnosed electrical and embedded-system faults and worked with immobilizer, vehicle-security, ADAS, camera and sensor-calibration systems.</w:t>
       </w:r>
     </w:p>
     <w:p>
@@ -650,7 +652,51 @@
           <w:sz w:val="18"/>
           <w:szCs w:val="18"/>
         </w:rPr>
-        <w:t xml:space="preserve">Data-center transformation of a 5,000 sq ft facility: rack buildout (Ortronics 45U, APC NetShelter 42U), CAT6 and multi/single-mode fiber, PDUs and environmental monitoring.</w:t>
+        <w:t xml:space="preserve">Dealer/parts operations ran through September 2026; current work centers on connected-mobility R&amp;D and an in-development 125cc urban motorcycle platform.</w:t>
+      </w:r>
+    </w:p>
+    <w:p>
+      <w:pPr>
+        <w:spacing w:after="0" w:before="100"/>
+      </w:pPr>
+      <w:r>
+        <w:rPr>
+          <w:b/>
+          <w:bCs/>
+          <w:color w:val="8A0F18"/>
+          <w:spacing w:val="14"/>
+          <w:sz w:val="16"/>
+          <w:szCs w:val="16"/>
+        </w:rPr>
+        <w:t xml:space="preserve">2021 TO 2023</w:t>
+      </w:r>
+    </w:p>
+    <w:p>
+      <w:pPr>
+        <w:spacing w:after="0"/>
+      </w:pPr>
+      <w:r>
+        <w:rPr>
+          <w:b/>
+          <w:bCs/>
+          <w:color w:val="111111"/>
+          <w:sz w:val="20"/>
+          <w:szCs w:val="20"/>
+        </w:rPr>
+        <w:t xml:space="preserve">Infrastructure Engineer</w:t>
+      </w:r>
+    </w:p>
+    <w:p>
+      <w:pPr>
+        <w:spacing w:after="40"/>
+      </w:pPr>
+      <w:r>
+        <w:rPr>
+          <w:color w:val="444444"/>
+          <w:sz w:val="19"/>
+          <w:szCs w:val="19"/>
+        </w:rPr>
+        <w:t xml:space="preserve">IPC Systems · Fairfield, Connecticut</w:t>
       </w:r>
     </w:p>
     <w:p>
@@ -668,7 +714,7 @@
           <w:sz w:val="18"/>
           <w:szCs w:val="18"/>
         </w:rPr>
-        <w:t xml:space="preserve">Cisco Nexus 9000/4500 networking and DHCP scope configuration.</w:t>
+        <w:t xml:space="preserve">Data-center transformation of a 5,000 sq ft facility: rack buildout (Ortronics 45U, APC NetShelter 42U), CAT6 and multi/single-mode fiber, PDUs and environmental monitoring.</w:t>
       </w:r>
     </w:p>
     <w:p>
@@ -686,7 +732,7 @@
           <w:sz w:val="18"/>
           <w:szCs w:val="18"/>
         </w:rPr>
-        <w:t xml:space="preserve">Dell, Oracle and Sun server installs across Windows Server, RedHat and CentOS, with PERC RAID configuration.</w:t>
+        <w:t xml:space="preserve">Cisco Nexus 9000/4500 networking and DHCP scope configuration.</w:t>
       </w:r>
     </w:p>
     <w:p>
@@ -704,7 +750,7 @@
           <w:sz w:val="18"/>
           <w:szCs w:val="18"/>
         </w:rPr>
-        <w:t xml:space="preserve">Supported IPC trading turrets (Touch, Pulse, IQMax, Edge) under trading-floor uptime pressure.</w:t>
+        <w:t xml:space="preserve">Dell, Oracle and Sun server installs across Windows Server, RedHat and CentOS, with PERC RAID configuration.</w:t>
       </w:r>
     </w:p>
     <w:p>
@@ -722,7 +768,7 @@
           <w:sz w:val="18"/>
           <w:szCs w:val="18"/>
         </w:rPr>
-        <w:t xml:space="preserve">DoD-standard data destruction (dBAN) and ISO-standard e-waste handling.</w:t>
+        <w:t xml:space="preserve">Supported IPC trading turrets (Touch, Pulse, IQMax, Edge) under trading-floor uptime pressure.</w:t>
       </w:r>
     </w:p>
     <w:p>
@@ -740,51 +786,7 @@
           <w:sz w:val="18"/>
           <w:szCs w:val="18"/>
         </w:rPr>
-        <w:t xml:space="preserve">Troubleshot access, connectivity, platform and system issues for business, technical and operations teams.</w:t>
-      </w:r>
-    </w:p>
-    <w:p>
-      <w:pPr>
-        <w:spacing w:after="0" w:before="100"/>
-      </w:pPr>
-      <w:r>
-        <w:rPr>
-          <w:b/>
-          <w:bCs/>
-          <w:color w:val="8A0F18"/>
-          <w:spacing w:val="14"/>
-          <w:sz w:val="16"/>
-          <w:szCs w:val="16"/>
-        </w:rPr>
-        <w:t xml:space="preserve">2021 TO 2026</w:t>
-      </w:r>
-    </w:p>
-    <w:p>
-      <w:pPr>
-        <w:spacing w:after="0"/>
-      </w:pPr>
-      <w:r>
-        <w:rPr>
-          <w:b/>
-          <w:bCs/>
-          <w:color w:val="111111"/>
-          <w:sz w:val="20"/>
-          <w:szCs w:val="20"/>
-        </w:rPr>
-        <w:t xml:space="preserve">Digital Marketing &amp; Outreach Platform Manager</w:t>
-      </w:r>
-    </w:p>
-    <w:p>
-      <w:pPr>
-        <w:spacing w:after="40"/>
-      </w:pPr>
-      <w:r>
-        <w:rPr>
-          <w:color w:val="444444"/>
-          <w:sz w:val="19"/>
-          <w:szCs w:val="19"/>
-        </w:rPr>
-        <w:t xml:space="preserve">F.R.E.E.D.O.M. Inc. · Bridgeport, Connecticut</w:t>
+        <w:t xml:space="preserve">DoD-standard data destruction (dBAN) and ISO-standard e-waste handling.</w:t>
       </w:r>
     </w:p>
     <w:p>
@@ -802,7 +804,51 @@
           <w:sz w:val="18"/>
           <w:szCs w:val="18"/>
         </w:rPr>
-        <w:t xml:space="preserve">Managed the digital platforms used for outreach, communication and public engagement across Facebook, Instagram, YouTube and LinkedIn.</w:t>
+        <w:t xml:space="preserve">Troubleshot access, connectivity, platform and system issues for business, technical and operations teams.</w:t>
+      </w:r>
+    </w:p>
+    <w:p>
+      <w:pPr>
+        <w:spacing w:after="0" w:before="100"/>
+      </w:pPr>
+      <w:r>
+        <w:rPr>
+          <w:b/>
+          <w:bCs/>
+          <w:color w:val="8A0F18"/>
+          <w:spacing w:val="14"/>
+          <w:sz w:val="16"/>
+          <w:szCs w:val="16"/>
+        </w:rPr>
+        <w:t xml:space="preserve">2021 TO 2026</w:t>
+      </w:r>
+    </w:p>
+    <w:p>
+      <w:pPr>
+        <w:spacing w:after="0"/>
+      </w:pPr>
+      <w:r>
+        <w:rPr>
+          <w:b/>
+          <w:bCs/>
+          <w:color w:val="111111"/>
+          <w:sz w:val="20"/>
+          <w:szCs w:val="20"/>
+        </w:rPr>
+        <w:t xml:space="preserve">Digital Marketing &amp; Outreach Platform Manager</w:t>
+      </w:r>
+    </w:p>
+    <w:p>
+      <w:pPr>
+        <w:spacing w:after="40"/>
+      </w:pPr>
+      <w:r>
+        <w:rPr>
+          <w:color w:val="444444"/>
+          <w:sz w:val="19"/>
+          <w:szCs w:val="19"/>
+        </w:rPr>
+        <w:t xml:space="preserve">F.R.E.E.D.O.M. Inc. · Bridgeport, Connecticut</w:t>
       </w:r>
     </w:p>
     <w:p>
@@ -820,7 +866,7 @@
           <w:sz w:val="18"/>
           <w:szCs w:val="18"/>
         </w:rPr>
-        <w:t xml:space="preserve">Coordinated live streaming, recording and media production for weekly public programming.</w:t>
+        <w:t xml:space="preserve">Managed the digital platforms used for outreach, communication and public engagement across Facebook, Instagram, YouTube and LinkedIn.</w:t>
       </w:r>
     </w:p>
     <w:p>
@@ -838,7 +884,7 @@
           <w:sz w:val="18"/>
           <w:szCs w:val="18"/>
         </w:rPr>
-        <w:t xml:space="preserve">Supported staff with platform access, posting, technical issues and digital workflow needs.</w:t>
+        <w:t xml:space="preserve">Coordinated live streaming, recording and media production for weekly public programming.</w:t>
       </w:r>
     </w:p>
     <w:p>
@@ -856,51 +902,7 @@
           <w:sz w:val="18"/>
           <w:szCs w:val="18"/>
         </w:rPr>
-        <w:t xml:space="preserve">Moved traditional outreach and communication processes onto modern digital systems.</w:t>
-      </w:r>
-    </w:p>
-    <w:p>
-      <w:pPr>
-        <w:spacing w:after="0" w:before="100"/>
-      </w:pPr>
-      <w:r>
-        <w:rPr>
-          <w:b/>
-          <w:bCs/>
-          <w:color w:val="8A0F18"/>
-          <w:spacing w:val="14"/>
-          <w:sz w:val="16"/>
-          <w:szCs w:val="16"/>
-        </w:rPr>
-        <w:t xml:space="preserve">2018 TO 2021</w:t>
-      </w:r>
-    </w:p>
-    <w:p>
-      <w:pPr>
-        <w:spacing w:after="0"/>
-      </w:pPr>
-      <w:r>
-        <w:rPr>
-          <w:b/>
-          <w:bCs/>
-          <w:color w:val="111111"/>
-          <w:sz w:val="20"/>
-          <w:szCs w:val="20"/>
-        </w:rPr>
-        <w:t xml:space="preserve">Desktop / IT Support Technician</w:t>
-      </w:r>
-    </w:p>
-    <w:p>
-      <w:pPr>
-        <w:spacing w:after="40"/>
-      </w:pPr>
-      <w:r>
-        <w:rPr>
-          <w:color w:val="444444"/>
-          <w:sz w:val="19"/>
-          <w:szCs w:val="19"/>
-        </w:rPr>
-        <w:t xml:space="preserve">Robert Half · Norwalk, Connecticut</w:t>
+        <w:t xml:space="preserve">Supported staff with platform access, posting, technical issues and digital workflow needs.</w:t>
       </w:r>
     </w:p>
     <w:p>
@@ -918,7 +920,51 @@
           <w:sz w:val="18"/>
           <w:szCs w:val="18"/>
         </w:rPr>
-        <w:t xml:space="preserve">Customer-facing support for hardware, software, desktop, laptop and business-application issues.</w:t>
+        <w:t xml:space="preserve">Moved traditional outreach and communication processes onto modern digital systems.</w:t>
+      </w:r>
+    </w:p>
+    <w:p>
+      <w:pPr>
+        <w:spacing w:after="0" w:before="100"/>
+      </w:pPr>
+      <w:r>
+        <w:rPr>
+          <w:b/>
+          <w:bCs/>
+          <w:color w:val="8A0F18"/>
+          <w:spacing w:val="14"/>
+          <w:sz w:val="16"/>
+          <w:szCs w:val="16"/>
+        </w:rPr>
+        <w:t xml:space="preserve">2018 TO 2021</w:t>
+      </w:r>
+    </w:p>
+    <w:p>
+      <w:pPr>
+        <w:spacing w:after="0"/>
+      </w:pPr>
+      <w:r>
+        <w:rPr>
+          <w:b/>
+          <w:bCs/>
+          <w:color w:val="111111"/>
+          <w:sz w:val="20"/>
+          <w:szCs w:val="20"/>
+        </w:rPr>
+        <w:t xml:space="preserve">Desktop / IT Support Technician</w:t>
+      </w:r>
+    </w:p>
+    <w:p>
+      <w:pPr>
+        <w:spacing w:after="40"/>
+      </w:pPr>
+      <w:r>
+        <w:rPr>
+          <w:color w:val="444444"/>
+          <w:sz w:val="19"/>
+          <w:szCs w:val="19"/>
+        </w:rPr>
+        <w:t xml:space="preserve">Robert Half · Norwalk, Connecticut</w:t>
       </w:r>
     </w:p>
     <w:p>
@@ -936,7 +982,7 @@
           <w:sz w:val="18"/>
           <w:szCs w:val="18"/>
         </w:rPr>
-        <w:t xml:space="preserve">Resolved login, platform-access, device and connectivity problems; communicated clearly with non-technical users.</w:t>
+        <w:t xml:space="preserve">Customer-facing support for hardware, software, desktop, laptop and business-application issues.</w:t>
       </w:r>
     </w:p>
     <w:p>
@@ -954,6 +1000,24 @@
           <w:sz w:val="18"/>
           <w:szCs w:val="18"/>
         </w:rPr>
+        <w:t xml:space="preserve">Resolved login, platform-access, device and connectivity problems; communicated clearly with non-technical users.</w:t>
+      </w:r>
+    </w:p>
+    <w:p>
+      <w:pPr>
+        <w:pStyle w:val="ListParagraph"/>
+        <w:numPr>
+          <w:ilvl w:val="0"/>
+          <w:numId w:val="1"/>
+        </w:numPr>
+        <w:spacing w:after="30"/>
+      </w:pPr>
+      <w:r>
+        <w:rPr>
+          <w:color w:val="111111"/>
+          <w:sz w:val="18"/>
+          <w:szCs w:val="18"/>
+        </w:rPr>
         <w:t xml:space="preserve">Supported technology rollouts, system setup, workstation builds and user training.</w:t>
       </w:r>
     </w:p>
@@ -1117,6 +1181,29 @@
     </w:p>
     <w:p>
       <w:pPr>
+        <w:spacing w:after="70"/>
+      </w:pPr>
+      <w:r>
+        <w:rPr>
+          <w:b/>
+          <w:bCs/>
+          <w:color w:val="111111"/>
+          <w:sz w:val="19"/>
+          <w:szCs w:val="19"/>
+        </w:rPr>
+        <w:t xml:space="preserve">Embedded &amp; mobility: </w:t>
+      </w:r>
+      <w:r>
+        <w:rPr>
+          <w:color w:val="444444"/>
+          <w:sz w:val="19"/>
+          <w:szCs w:val="19"/>
+        </w:rPr>
+        <w:t xml:space="preserve">GNSS and fleet telematics, vehicle electrical diagnostics, immobilizer/security components, ADAS, cameras, sensors and calibration workflows</w:t>
+      </w:r>
+    </w:p>
+    <w:p>
+      <w:pPr>
         <w:pStyle w:val="Heading1"/>
         <w:pBdr>
           <w:bottom w:val="single" w:color="BBBBBB" w:sz="6" w:space="2"/>
@@ -1132,76 +1219,30 @@
           <w:sz w:val="22"/>
           <w:szCs w:val="22"/>
         </w:rPr>
-        <w:t xml:space="preserve">CREDENTIALS</w:t>
-      </w:r>
-    </w:p>
-    <w:p>
-      <w:pPr>
-        <w:spacing w:after="70"/>
-      </w:pPr>
-      <w:r>
-        <w:rPr>
-          <w:b/>
-          <w:bCs/>
-          <w:color w:val="111111"/>
-          <w:sz w:val="19"/>
-          <w:szCs w:val="19"/>
-        </w:rPr>
-        <w:t xml:space="preserve">CompTIA ITF+ Certification: </w:t>
-      </w:r>
-      <w:r>
-        <w:rPr>
-          <w:color w:val="444444"/>
-          <w:sz w:val="19"/>
-          <w:szCs w:val="19"/>
-        </w:rPr>
-        <w:t xml:space="preserve">December 1, 2022 (Candidate ID COMP001021413027).</w:t>
-      </w:r>
-    </w:p>
-    <w:p>
-      <w:pPr>
-        <w:spacing w:after="70"/>
-      </w:pPr>
-      <w:r>
-        <w:rPr>
-          <w:b/>
-          <w:bCs/>
-          <w:color w:val="111111"/>
-          <w:sz w:val="19"/>
-          <w:szCs w:val="19"/>
-        </w:rPr>
-        <w:t xml:space="preserve">IT Bootcamp Certificate: </w:t>
-      </w:r>
-      <w:r>
-        <w:rPr>
-          <w:color w:val="444444"/>
-          <w:sz w:val="19"/>
-          <w:szCs w:val="19"/>
-        </w:rPr>
-        <w:t xml:space="preserve">CT State Community College (Housatonic), September 20, 2023.</w:t>
-      </w:r>
-    </w:p>
-    <w:p>
-      <w:pPr>
-        <w:spacing w:after="70"/>
-      </w:pPr>
-      <w:r>
-        <w:rPr>
-          <w:b/>
-          <w:bCs/>
-          <w:color w:val="111111"/>
-          <w:sz w:val="19"/>
-          <w:szCs w:val="19"/>
-        </w:rPr>
-        <w:t xml:space="preserve">Certified Nursing Assistant (CNA): </w:t>
-      </w:r>
-      <w:r>
-        <w:rPr>
-          <w:color w:val="444444"/>
-          <w:sz w:val="19"/>
-          <w:szCs w:val="19"/>
-        </w:rPr>
-        <w:t xml:space="preserve">New Haven Job Corps Center, June 20, 2014.</w:t>
+        <w:t xml:space="preserve">EDUCATION</w:t>
+      </w:r>
+    </w:p>
+    <w:p>
+      <w:pPr>
+        <w:spacing w:after="70"/>
+      </w:pPr>
+      <w:r>
+        <w:rPr>
+          <w:b/>
+          <w:bCs/>
+          <w:color w:val="111111"/>
+          <w:sz w:val="19"/>
+          <w:szCs w:val="19"/>
+        </w:rPr>
+        <w:t xml:space="preserve">Southern Connecticut State University: </w:t>
+      </w:r>
+      <w:r>
+        <w:rPr>
+          <w:color w:val="444444"/>
+          <w:sz w:val="19"/>
+          <w:szCs w:val="19"/>
+        </w:rPr>
+        <w:t xml:space="preserve">Bachelor of Science in Computer Science — enrolled undergraduate, expected May 2030.</w:t>
       </w:r>
     </w:p>
     <w:p>
@@ -1221,6 +1262,95 @@
           <w:sz w:val="22"/>
           <w:szCs w:val="22"/>
         </w:rPr>
+        <w:t xml:space="preserve">CREDENTIALS</w:t>
+      </w:r>
+    </w:p>
+    <w:p>
+      <w:pPr>
+        <w:spacing w:after="70"/>
+      </w:pPr>
+      <w:r>
+        <w:rPr>
+          <w:b/>
+          <w:bCs/>
+          <w:color w:val="111111"/>
+          <w:sz w:val="19"/>
+          <w:szCs w:val="19"/>
+        </w:rPr>
+        <w:t xml:space="preserve">CompTIA ITF+ Certification: </w:t>
+      </w:r>
+      <w:r>
+        <w:rPr>
+          <w:color w:val="444444"/>
+          <w:sz w:val="19"/>
+          <w:szCs w:val="19"/>
+        </w:rPr>
+        <w:t xml:space="preserve">December 1, 2022 (Candidate ID COMP001021413027).</w:t>
+      </w:r>
+    </w:p>
+    <w:p>
+      <w:pPr>
+        <w:spacing w:after="70"/>
+      </w:pPr>
+      <w:r>
+        <w:rPr>
+          <w:b/>
+          <w:bCs/>
+          <w:color w:val="111111"/>
+          <w:sz w:val="19"/>
+          <w:szCs w:val="19"/>
+        </w:rPr>
+        <w:t xml:space="preserve">IT Bootcamp Certificate: </w:t>
+      </w:r>
+      <w:r>
+        <w:rPr>
+          <w:color w:val="444444"/>
+          <w:sz w:val="19"/>
+          <w:szCs w:val="19"/>
+        </w:rPr>
+        <w:t xml:space="preserve">CT State Community College (Housatonic), September 20, 2023.</w:t>
+      </w:r>
+    </w:p>
+    <w:p>
+      <w:pPr>
+        <w:spacing w:after="70"/>
+      </w:pPr>
+      <w:r>
+        <w:rPr>
+          <w:b/>
+          <w:bCs/>
+          <w:color w:val="111111"/>
+          <w:sz w:val="19"/>
+          <w:szCs w:val="19"/>
+        </w:rPr>
+        <w:t xml:space="preserve">Certified Nursing Assistant (CNA): </w:t>
+      </w:r>
+      <w:r>
+        <w:rPr>
+          <w:color w:val="444444"/>
+          <w:sz w:val="19"/>
+          <w:szCs w:val="19"/>
+        </w:rPr>
+        <w:t xml:space="preserve">New Haven Job Corps Center, June 20, 2014.</w:t>
+      </w:r>
+    </w:p>
+    <w:p>
+      <w:pPr>
+        <w:pStyle w:val="Heading1"/>
+        <w:pBdr>
+          <w:bottom w:val="single" w:color="BBBBBB" w:sz="6" w:space="2"/>
+        </w:pBdr>
+        <w:spacing w:after="120" w:before="260"/>
+      </w:pPr>
+      <w:r>
+        <w:rPr>
+          <w:b/>
+          <w:bCs/>
+          <w:color w:val="111111"/>
+          <w:spacing w:val="12"/>
+          <w:sz w:val="22"/>
+          <w:szCs w:val="22"/>
+        </w:rPr>
         <w:t xml:space="preserve">VERIFIED IDENTIFIERS</w:t>
       </w:r>
     </w:p>
@@ -1354,7 +1484,7 @@
         </w:rPr>
         <w:t xml:space="preserve">Full record: </w:t>
       </w:r>
-      <w:hyperlink w:history="1" r:id="rIds6jiqx1kse_3pb-zh3c1i">
+      <w:hyperlink w:history="1" r:id="rIdkas6zcgcyonp24qcj1qo7">
         <w:r>
           <w:rPr>
             <w:color w:val="444444"/>

--- a/assets/resume/matthew-mccluster-resume.docx
+++ b/assets/resume/matthew-mccluster-resume.docx
@@ -150,6 +150,29 @@
           <w:sz w:val="19"/>
           <w:szCs w:val="19"/>
         </w:rPr>
+        <w:t xml:space="preserve">Studying: </w:t>
+      </w:r>
+      <w:r>
+        <w:rPr>
+          <w:color w:val="444444"/>
+          <w:sz w:val="19"/>
+          <w:szCs w:val="19"/>
+        </w:rPr>
+        <w:t xml:space="preserve">Computer science at Southern Connecticut State University (first year)</w:t>
+      </w:r>
+    </w:p>
+    <w:p>
+      <w:pPr>
+        <w:spacing w:after="70"/>
+      </w:pPr>
+      <w:r>
+        <w:rPr>
+          <w:b/>
+          <w:bCs/>
+          <w:color w:val="111111"/>
+          <w:sz w:val="19"/>
+          <w:szCs w:val="19"/>
+        </w:rPr>
         <w:t xml:space="preserve">Roles: </w:t>
       </w:r>
       <w:r>
@@ -227,7 +250,7 @@
           <w:sz w:val="19"/>
           <w:szCs w:val="19"/>
         </w:rPr>
-        <w:t xml:space="preserve">the State of Georgia &amp; the City of Bridgeport (2025 proclamations)</w:t>
+        <w:t xml:space="preserve">the Connecticut General Assembly (2025 citation), the State of Georgia &amp; the City of Bridgeport (2025 proclamations)</w:t>
       </w:r>
     </w:p>
     <w:p>
@@ -262,6 +285,29 @@
           <w:sz w:val="19"/>
           <w:szCs w:val="19"/>
         </w:rPr>
+        <w:t xml:space="preserve">Connecticut General Assembly Official Citation: </w:t>
+      </w:r>
+      <w:r>
+        <w:rPr>
+          <w:color w:val="444444"/>
+          <w:sz w:val="19"/>
+          <w:szCs w:val="19"/>
+        </w:rPr>
+        <w:t xml:space="preserve">October 5, 2025, State Capitol, Hartford, signed by the President Pro Tempore of the Senate, the Speaker of the House and the Secretary of the State. Document (PDF)</w:t>
+      </w:r>
+    </w:p>
+    <w:p>
+      <w:pPr>
+        <w:spacing w:after="70"/>
+      </w:pPr>
+      <w:r>
+        <w:rPr>
+          <w:b/>
+          <w:bCs/>
+          <w:color w:val="111111"/>
+          <w:sz w:val="19"/>
+          <w:szCs w:val="19"/>
+        </w:rPr>
         <w:t xml:space="preserve">Georgia Governor's Proclamation: </w:t>
       </w:r>
       <w:r>
@@ -270,7 +316,7 @@
           <w:sz w:val="19"/>
           <w:szCs w:val="19"/>
         </w:rPr>
-        <w:t xml:space="preserve">Georgia Youth Innovation &amp; Civic Leadership Week, December 2025, issued by Gov. Brian P. Kemp.</w:t>
+        <w:t xml:space="preserve">Georgia Youth Innovation &amp; Civic Leadership Week, December 12–18, 2025, signed October 27, 2025 by Gov. Brian P. Kemp. Document (PDF)</w:t>
       </w:r>
     </w:p>
     <w:p>
@@ -293,7 +339,7 @@
           <w:sz w:val="19"/>
           <w:szCs w:val="19"/>
         </w:rPr>
-        <w:t xml:space="preserve">Equity Uprise Human Rights Day, December 10, 2025, issued by Mayor Joseph P. Ganim.</w:t>
+        <w:t xml:space="preserve">Equity Uprise Human Rights Day, December 10, 2025, issued by Mayor Joseph P. Ganim. Document (PDF)</w:t>
       </w:r>
     </w:p>
     <w:p>
@@ -316,7 +362,7 @@
           <w:sz w:val="19"/>
           <w:szCs w:val="19"/>
         </w:rPr>
-        <w:t xml:space="preserve">McCluster Corp, CHR.0069693, October 28, 2025.</w:t>
+        <w:t xml:space="preserve">McCluster Corp, CHR.0069693, October 28, 2025. Document (PDF)</w:t>
       </w:r>
     </w:p>
     <w:p>
@@ -1109,76 +1155,30 @@
           <w:sz w:val="22"/>
           <w:szCs w:val="22"/>
         </w:rPr>
-        <w:t xml:space="preserve">CREDENTIALS</w:t>
-      </w:r>
-    </w:p>
-    <w:p>
-      <w:pPr>
-        <w:spacing w:after="70"/>
-      </w:pPr>
-      <w:r>
-        <w:rPr>
-          <w:b/>
-          <w:bCs/>
-          <w:color w:val="111111"/>
-          <w:sz w:val="19"/>
-          <w:szCs w:val="19"/>
-        </w:rPr>
-        <w:t xml:space="preserve">CompTIA ITF+ Certification: </w:t>
-      </w:r>
-      <w:r>
-        <w:rPr>
-          <w:color w:val="444444"/>
-          <w:sz w:val="19"/>
-          <w:szCs w:val="19"/>
-        </w:rPr>
-        <w:t xml:space="preserve">December 1, 2022 (Candidate ID COMP001021413027).</w:t>
-      </w:r>
-    </w:p>
-    <w:p>
-      <w:pPr>
-        <w:spacing w:after="70"/>
-      </w:pPr>
-      <w:r>
-        <w:rPr>
-          <w:b/>
-          <w:bCs/>
-          <w:color w:val="111111"/>
-          <w:sz w:val="19"/>
-          <w:szCs w:val="19"/>
-        </w:rPr>
-        <w:t xml:space="preserve">IT Bootcamp Certificate: </w:t>
-      </w:r>
-      <w:r>
-        <w:rPr>
-          <w:color w:val="444444"/>
-          <w:sz w:val="19"/>
-          <w:szCs w:val="19"/>
-        </w:rPr>
-        <w:t xml:space="preserve">CT State Community College (Housatonic), September 20, 2023.</w:t>
-      </w:r>
-    </w:p>
-    <w:p>
-      <w:pPr>
-        <w:spacing w:after="70"/>
-      </w:pPr>
-      <w:r>
-        <w:rPr>
-          <w:b/>
-          <w:bCs/>
-          <w:color w:val="111111"/>
-          <w:sz w:val="19"/>
-          <w:szCs w:val="19"/>
-        </w:rPr>
-        <w:t xml:space="preserve">Certified Nursing Assistant (CNA): </w:t>
-      </w:r>
-      <w:r>
-        <w:rPr>
-          <w:color w:val="444444"/>
-          <w:sz w:val="19"/>
-          <w:szCs w:val="19"/>
-        </w:rPr>
-        <w:t xml:space="preserve">New Haven Job Corps Center, June 20, 2014.</w:t>
+        <w:t xml:space="preserve">EDUCATION</w:t>
+      </w:r>
+    </w:p>
+    <w:p>
+      <w:pPr>
+        <w:spacing w:after="70"/>
+      </w:pPr>
+      <w:r>
+        <w:rPr>
+          <w:b/>
+          <w:bCs/>
+          <w:color w:val="111111"/>
+          <w:sz w:val="19"/>
+          <w:szCs w:val="19"/>
+        </w:rPr>
+        <w:t xml:space="preserve">Southern Connecticut State University </w:t>
+      </w:r>
+      <w:r>
+        <w:rPr>
+          <w:color w:val="444444"/>
+          <w:sz w:val="19"/>
+          <w:szCs w:val="19"/>
+        </w:rPr>
+        <w:t xml:space="preserve">, New Haven, Connecticut: computer science major, first-year undergraduate (in progress).</w:t>
       </w:r>
     </w:p>
     <w:p>
@@ -1198,6 +1198,95 @@
           <w:sz w:val="22"/>
           <w:szCs w:val="22"/>
         </w:rPr>
+        <w:t xml:space="preserve">CREDENTIALS</w:t>
+      </w:r>
+    </w:p>
+    <w:p>
+      <w:pPr>
+        <w:spacing w:after="70"/>
+      </w:pPr>
+      <w:r>
+        <w:rPr>
+          <w:b/>
+          <w:bCs/>
+          <w:color w:val="111111"/>
+          <w:sz w:val="19"/>
+          <w:szCs w:val="19"/>
+        </w:rPr>
+        <w:t xml:space="preserve">CompTIA ITF+ Certification: </w:t>
+      </w:r>
+      <w:r>
+        <w:rPr>
+          <w:color w:val="444444"/>
+          <w:sz w:val="19"/>
+          <w:szCs w:val="19"/>
+        </w:rPr>
+        <w:t xml:space="preserve">December 1, 2022 (Candidate ID COMP001021413027).</w:t>
+      </w:r>
+    </w:p>
+    <w:p>
+      <w:pPr>
+        <w:spacing w:after="70"/>
+      </w:pPr>
+      <w:r>
+        <w:rPr>
+          <w:b/>
+          <w:bCs/>
+          <w:color w:val="111111"/>
+          <w:sz w:val="19"/>
+          <w:szCs w:val="19"/>
+        </w:rPr>
+        <w:t xml:space="preserve">IT Bootcamp Certificate: </w:t>
+      </w:r>
+      <w:r>
+        <w:rPr>
+          <w:color w:val="444444"/>
+          <w:sz w:val="19"/>
+          <w:szCs w:val="19"/>
+        </w:rPr>
+        <w:t xml:space="preserve">CT State Community College (Housatonic), September 20, 2023.</w:t>
+      </w:r>
+    </w:p>
+    <w:p>
+      <w:pPr>
+        <w:spacing w:after="70"/>
+      </w:pPr>
+      <w:r>
+        <w:rPr>
+          <w:b/>
+          <w:bCs/>
+          <w:color w:val="111111"/>
+          <w:sz w:val="19"/>
+          <w:szCs w:val="19"/>
+        </w:rPr>
+        <w:t xml:space="preserve">Certified Nursing Assistant (CNA): </w:t>
+      </w:r>
+      <w:r>
+        <w:rPr>
+          <w:color w:val="444444"/>
+          <w:sz w:val="19"/>
+          <w:szCs w:val="19"/>
+        </w:rPr>
+        <w:t xml:space="preserve">New Haven Job Corps Center, June 20, 2014.</w:t>
+      </w:r>
+    </w:p>
+    <w:p>
+      <w:pPr>
+        <w:pStyle w:val="Heading1"/>
+        <w:pBdr>
+          <w:bottom w:val="single" w:color="BBBBBB" w:sz="6" w:space="2"/>
+        </w:pBdr>
+        <w:spacing w:after="120" w:before="260"/>
+      </w:pPr>
+      <w:r>
+        <w:rPr>
+          <w:b/>
+          <w:bCs/>
+          <w:color w:val="111111"/>
+          <w:spacing w:val="12"/>
+          <w:sz w:val="22"/>
+          <w:szCs w:val="22"/>
+        </w:rPr>
         <w:t xml:space="preserve">VERIFIED IDENTIFIERS</w:t>
       </w:r>
     </w:p>
@@ -1331,7 +1420,7 @@
         </w:rPr>
         <w:t xml:space="preserve">Full record: </w:t>
       </w:r>
-      <w:hyperlink w:history="1" r:id="rIdp1ddoqifg58ldi4lddpk0">
+      <w:hyperlink w:history="1" r:id="rIdstymrp4noqpyezdnp3fdz">
         <w:r>
           <w:rPr>
             <w:color w:val="444444"/>

--- a/assets/resume/matthew-mccluster-resume.docx
+++ b/assets/resume/matthew-mccluster-resume.docx
@@ -1234,15 +1234,15 @@
           <w:sz w:val="19"/>
           <w:szCs w:val="19"/>
         </w:rPr>
-        <w:t xml:space="preserve">Southern Connecticut State University: </w:t>
-      </w:r>
-      <w:r>
-        <w:rPr>
-          <w:color w:val="444444"/>
-          <w:sz w:val="19"/>
-          <w:szCs w:val="19"/>
-        </w:rPr>
-        <w:t xml:space="preserve">Bachelor of Science in Computer Science — enrolled undergraduate, expected May 2030.</w:t>
+        <w:t xml:space="preserve">Southern Connecticut State University </w:t>
+      </w:r>
+      <w:r>
+        <w:rPr>
+          <w:color w:val="444444"/>
+          <w:sz w:val="19"/>
+          <w:szCs w:val="19"/>
+        </w:rPr>
+        <w:t xml:space="preserve">, New Haven, Connecticut: Bachelor of Science in Computer Science — first-year undergraduate, enrolled; expected May 2030.</w:t>
       </w:r>
     </w:p>
     <w:p>
@@ -1262,30 +1262,76 @@
           <w:sz w:val="22"/>
           <w:szCs w:val="22"/>
         </w:rPr>
-        <w:t xml:space="preserve">EDUCATION</w:t>
-      </w:r>
-    </w:p>
-    <w:p>
-      <w:pPr>
-        <w:spacing w:after="70"/>
-      </w:pPr>
-      <w:r>
-        <w:rPr>
-          <w:b/>
-          <w:bCs/>
-          <w:color w:val="111111"/>
-          <w:sz w:val="19"/>
-          <w:szCs w:val="19"/>
-        </w:rPr>
-        <w:t xml:space="preserve">Southern Connecticut State University </w:t>
-      </w:r>
-      <w:r>
-        <w:rPr>
-          <w:color w:val="444444"/>
-          <w:sz w:val="19"/>
-          <w:szCs w:val="19"/>
-        </w:rPr>
-        <w:t xml:space="preserve">, New Haven, Connecticut: computer science major, first-year undergraduate (in progress).</w:t>
+        <w:t xml:space="preserve">CREDENTIALS</w:t>
+      </w:r>
+    </w:p>
+    <w:p>
+      <w:pPr>
+        <w:spacing w:after="70"/>
+      </w:pPr>
+      <w:r>
+        <w:rPr>
+          <w:b/>
+          <w:bCs/>
+          <w:color w:val="111111"/>
+          <w:sz w:val="19"/>
+          <w:szCs w:val="19"/>
+        </w:rPr>
+        <w:t xml:space="preserve">CompTIA ITF+ Certification: </w:t>
+      </w:r>
+      <w:r>
+        <w:rPr>
+          <w:color w:val="444444"/>
+          <w:sz w:val="19"/>
+          <w:szCs w:val="19"/>
+        </w:rPr>
+        <w:t xml:space="preserve">December 1, 2022 (Candidate ID COMP001021413027).</w:t>
+      </w:r>
+    </w:p>
+    <w:p>
+      <w:pPr>
+        <w:spacing w:after="70"/>
+      </w:pPr>
+      <w:r>
+        <w:rPr>
+          <w:b/>
+          <w:bCs/>
+          <w:color w:val="111111"/>
+          <w:sz w:val="19"/>
+          <w:szCs w:val="19"/>
+        </w:rPr>
+        <w:t xml:space="preserve">IT Bootcamp Certificate: </w:t>
+      </w:r>
+      <w:r>
+        <w:rPr>
+          <w:color w:val="444444"/>
+          <w:sz w:val="19"/>
+          <w:szCs w:val="19"/>
+        </w:rPr>
+        <w:t xml:space="preserve">CT State Community College (Housatonic), September 20, 2023.</w:t>
+      </w:r>
+    </w:p>
+    <w:p>
+      <w:pPr>
+        <w:spacing w:after="70"/>
+      </w:pPr>
+      <w:r>
+        <w:rPr>
+          <w:b/>
+          <w:bCs/>
+          <w:color w:val="111111"/>
+          <w:sz w:val="19"/>
+          <w:szCs w:val="19"/>
+        </w:rPr>
+        <w:t xml:space="preserve">Certified Nursing Assistant (CNA): </w:t>
+      </w:r>
+      <w:r>
+        <w:rPr>
+          <w:color w:val="444444"/>
+          <w:sz w:val="19"/>
+          <w:szCs w:val="19"/>
+        </w:rPr>
+        <w:t xml:space="preserve">New Haven Job Corps Center, June 20, 2014.</w:t>
       </w:r>
     </w:p>
     <w:p>
@@ -1305,95 +1351,6 @@
           <w:sz w:val="22"/>
           <w:szCs w:val="22"/>
         </w:rPr>
-        <w:t xml:space="preserve">CREDENTIALS</w:t>
-      </w:r>
-    </w:p>
-    <w:p>
-      <w:pPr>
-        <w:spacing w:after="70"/>
-      </w:pPr>
-      <w:r>
-        <w:rPr>
-          <w:b/>
-          <w:bCs/>
-          <w:color w:val="111111"/>
-          <w:sz w:val="19"/>
-          <w:szCs w:val="19"/>
-        </w:rPr>
-        <w:t xml:space="preserve">CompTIA ITF+ Certification: </w:t>
-      </w:r>
-      <w:r>
-        <w:rPr>
-          <w:color w:val="444444"/>
-          <w:sz w:val="19"/>
-          <w:szCs w:val="19"/>
-        </w:rPr>
-        <w:t xml:space="preserve">December 1, 2022 (Candidate ID COMP001021413027).</w:t>
-      </w:r>
-    </w:p>
-    <w:p>
-      <w:pPr>
-        <w:spacing w:after="70"/>
-      </w:pPr>
-      <w:r>
-        <w:rPr>
-          <w:b/>
-          <w:bCs/>
-          <w:color w:val="111111"/>
-          <w:sz w:val="19"/>
-          <w:szCs w:val="19"/>
-        </w:rPr>
-        <w:t xml:space="preserve">IT Bootcamp Certificate: </w:t>
-      </w:r>
-      <w:r>
-        <w:rPr>
-          <w:color w:val="444444"/>
-          <w:sz w:val="19"/>
-          <w:szCs w:val="19"/>
-        </w:rPr>
-        <w:t xml:space="preserve">CT State Community College (Housatonic), September 20, 2023.</w:t>
-      </w:r>
-    </w:p>
-    <w:p>
-      <w:pPr>
-        <w:spacing w:after="70"/>
-      </w:pPr>
-      <w:r>
-        <w:rPr>
-          <w:b/>
-          <w:bCs/>
-          <w:color w:val="111111"/>
-          <w:sz w:val="19"/>
-          <w:szCs w:val="19"/>
-        </w:rPr>
-        <w:t xml:space="preserve">Certified Nursing Assistant (CNA): </w:t>
-      </w:r>
-      <w:r>
-        <w:rPr>
-          <w:color w:val="444444"/>
-          <w:sz w:val="19"/>
-          <w:szCs w:val="19"/>
-        </w:rPr>
-        <w:t xml:space="preserve">New Haven Job Corps Center, June 20, 2014.</w:t>
-      </w:r>
-    </w:p>
-    <w:p>
-      <w:pPr>
-        <w:pStyle w:val="Heading1"/>
-        <w:pBdr>
-          <w:bottom w:val="single" w:color="BBBBBB" w:sz="6" w:space="2"/>
-        </w:pBdr>
-        <w:spacing w:after="120" w:before="260"/>
-      </w:pPr>
-      <w:r>
-        <w:rPr>
-          <w:b/>
-          <w:bCs/>
-          <w:color w:val="111111"/>
-          <w:spacing w:val="12"/>
-          <w:sz w:val="22"/>
-          <w:szCs w:val="22"/>
-        </w:rPr>
         <w:t xml:space="preserve">VERIFIED IDENTIFIERS</w:t>
       </w:r>
     </w:p>
@@ -1527,7 +1484,7 @@
         </w:rPr>
         <w:t xml:space="preserve">Full record: </w:t>
       </w:r>
-      <w:hyperlink w:history="1" r:id="rId-upw5h1ogv30mjmuqckcp">
+      <w:hyperlink w:history="1" r:id="rIdhcftwn4u42bl0upsyp8g5">
         <w:r>
           <w:rPr>
             <w:color w:val="444444"/>

--- a/assets/resume/matthew-mccluster-resume.docx
+++ b/assets/resume/matthew-mccluster-resume.docx
@@ -570,7 +570,7 @@
           <w:sz w:val="16"/>
           <w:szCs w:val="16"/>
         </w:rPr>
-        <w:t xml:space="preserve">2024 TO PRESENT</w:t>
+        <w:t xml:space="preserve">OCTOBER 2026 TO PRESENT</w:t>
       </w:r>
     </w:p>
     <w:p>
@@ -585,7 +585,7 @@
           <w:sz w:val="20"/>
           <w:szCs w:val="20"/>
         </w:rPr>
-        <w:t xml:space="preserve">Founder / Automotive Systems &amp; Telematics Operator</w:t>
+        <w:t xml:space="preserve">Research &amp; Development — Telematics &amp; Connected Mobility</w:t>
       </w:r>
     </w:p>
     <w:p>
@@ -598,6 +598,104 @@
           <w:sz w:val="19"/>
           <w:szCs w:val="19"/>
         </w:rPr>
+        <w:t xml:space="preserve">Whip Equipped LLC · Remote</w:t>
+      </w:r>
+    </w:p>
+    <w:p>
+      <w:pPr>
+        <w:pStyle w:val="ListParagraph"/>
+        <w:numPr>
+          <w:ilvl w:val="0"/>
+          <w:numId w:val="1"/>
+        </w:numPr>
+        <w:spacing w:after="30"/>
+      </w:pPr>
+      <w:r>
+        <w:rPr>
+          <w:color w:val="111111"/>
+          <w:sz w:val="18"/>
+          <w:szCs w:val="18"/>
+        </w:rPr>
+        <w:t xml:space="preserve">Develops connected-mobility and telematics systems spanning GNSS, vehicle data, sensors and embedded hardware.</w:t>
+      </w:r>
+    </w:p>
+    <w:p>
+      <w:pPr>
+        <w:pStyle w:val="ListParagraph"/>
+        <w:numPr>
+          <w:ilvl w:val="0"/>
+          <w:numId w:val="1"/>
+        </w:numPr>
+        <w:spacing w:after="30"/>
+      </w:pPr>
+      <w:r>
+        <w:rPr>
+          <w:color w:val="111111"/>
+          <w:sz w:val="18"/>
+          <w:szCs w:val="18"/>
+        </w:rPr>
+        <w:t xml:space="preserve">Researches product and manufacturing readiness for an in-development urban motorcycle platform.</w:t>
+      </w:r>
+    </w:p>
+    <w:p>
+      <w:pPr>
+        <w:pStyle w:val="ListParagraph"/>
+        <w:numPr>
+          <w:ilvl w:val="0"/>
+          <w:numId w:val="1"/>
+        </w:numPr>
+        <w:spacing w:after="30"/>
+      </w:pPr>
+      <w:r>
+        <w:rPr>
+          <w:color w:val="111111"/>
+          <w:sz w:val="18"/>
+          <w:szCs w:val="18"/>
+        </w:rPr>
+        <w:t xml:space="preserve">Current R&amp;D is maintained separately from Whip Equipped's earlier licensed dealer and parts operations.</w:t>
+      </w:r>
+    </w:p>
+    <w:p>
+      <w:pPr>
+        <w:spacing w:after="0" w:before="100"/>
+      </w:pPr>
+      <w:r>
+        <w:rPr>
+          <w:b/>
+          <w:bCs/>
+          <w:color w:val="8A0F18"/>
+          <w:spacing w:val="14"/>
+          <w:sz w:val="16"/>
+          <w:szCs w:val="16"/>
+        </w:rPr>
+        <w:t xml:space="preserve">2024 TO SEPTEMBER 2026</w:t>
+      </w:r>
+    </w:p>
+    <w:p>
+      <w:pPr>
+        <w:spacing w:after="0"/>
+      </w:pPr>
+      <w:r>
+        <w:rPr>
+          <w:b/>
+          <w:bCs/>
+          <w:color w:val="111111"/>
+          <w:sz w:val="20"/>
+          <w:szCs w:val="20"/>
+        </w:rPr>
+        <w:t xml:space="preserve">Parts Operations</w:t>
+      </w:r>
+    </w:p>
+    <w:p>
+      <w:pPr>
+        <w:spacing w:after="40"/>
+      </w:pPr>
+      <w:r>
+        <w:rPr>
+          <w:color w:val="444444"/>
+          <w:sz w:val="19"/>
+          <w:szCs w:val="19"/>
+        </w:rPr>
         <w:t xml:space="preserve">Whip Equipped LLC · Georgia</w:t>
       </w:r>
     </w:p>
@@ -616,43 +714,257 @@
           <w:sz w:val="18"/>
           <w:szCs w:val="18"/>
         </w:rPr>
-        <w:t xml:space="preserve">Deployed GPS and fleet-telematics systems, integrating connected hardware with vehicle power, data and monitoring workflows.</w:t>
-      </w:r>
-    </w:p>
-    <w:p>
-      <w:pPr>
-        <w:pStyle w:val="ListParagraph"/>
-        <w:numPr>
-          <w:ilvl w:val="0"/>
-          <w:numId w:val="1"/>
-        </w:numPr>
-        <w:spacing w:after="30"/>
-      </w:pPr>
-      <w:r>
-        <w:rPr>
-          <w:color w:val="111111"/>
-          <w:sz w:val="18"/>
-          <w:szCs w:val="18"/>
-        </w:rPr>
-        <w:t xml:space="preserve">Diagnosed electrical and embedded-system faults and worked with immobilizer, vehicle-security, ADAS, camera and sensor-calibration systems.</w:t>
-      </w:r>
-    </w:p>
-    <w:p>
-      <w:pPr>
-        <w:pStyle w:val="ListParagraph"/>
-        <w:numPr>
-          <w:ilvl w:val="0"/>
-          <w:numId w:val="1"/>
-        </w:numPr>
-        <w:spacing w:after="30"/>
-      </w:pPr>
-      <w:r>
-        <w:rPr>
-          <w:color w:val="111111"/>
-          <w:sz w:val="18"/>
-          <w:szCs w:val="18"/>
-        </w:rPr>
-        <w:t xml:space="preserve">Dealer/parts operations ran through September 2026; current work centers on connected-mobility R&amp;D and an in-development 125cc urban motorcycle platform.</w:t>
+        <w:t xml:space="preserve">Managed automotive parts sourcing, inventory and operational workflows within the applicable parts-business scope.</w:t>
+      </w:r>
+    </w:p>
+    <w:p>
+      <w:pPr>
+        <w:pStyle w:val="ListParagraph"/>
+        <w:numPr>
+          <w:ilvl w:val="0"/>
+          <w:numId w:val="1"/>
+        </w:numPr>
+        <w:spacing w:after="30"/>
+      </w:pPr>
+      <w:r>
+        <w:rPr>
+          <w:color w:val="111111"/>
+          <w:sz w:val="18"/>
+          <w:szCs w:val="18"/>
+        </w:rPr>
+        <w:t xml:space="preserve">Supported vehicle systems work involving electrical, security, camera, sensor and related components.</w:t>
+      </w:r>
+    </w:p>
+    <w:p>
+      <w:pPr>
+        <w:pStyle w:val="ListParagraph"/>
+        <w:numPr>
+          <w:ilvl w:val="0"/>
+          <w:numId w:val="1"/>
+        </w:numPr>
+        <w:spacing w:after="30"/>
+      </w:pPr>
+      <w:r>
+        <w:rPr>
+          <w:color w:val="111111"/>
+          <w:sz w:val="18"/>
+          <w:szCs w:val="18"/>
+        </w:rPr>
+        <w:t xml:space="preserve">Parts operations ended September 2026 before the current R&amp;D phase began.</w:t>
+      </w:r>
+    </w:p>
+    <w:p>
+      <w:pPr>
+        <w:spacing w:after="0" w:before="100"/>
+      </w:pPr>
+      <w:r>
+        <w:rPr>
+          <w:b/>
+          <w:bCs/>
+          <w:color w:val="8A0F18"/>
+          <w:spacing w:val="14"/>
+          <w:sz w:val="16"/>
+          <w:szCs w:val="16"/>
+        </w:rPr>
+        <w:t xml:space="preserve">2024</w:t>
+      </w:r>
+    </w:p>
+    <w:p>
+      <w:pPr>
+        <w:spacing w:after="0"/>
+      </w:pPr>
+      <w:r>
+        <w:rPr>
+          <w:b/>
+          <w:bCs/>
+          <w:color w:val="111111"/>
+          <w:sz w:val="20"/>
+          <w:szCs w:val="20"/>
+        </w:rPr>
+        <w:t xml:space="preserve">Dealer Operations / Vehicle Acquisition</w:t>
+      </w:r>
+    </w:p>
+    <w:p>
+      <w:pPr>
+        <w:spacing w:after="40"/>
+      </w:pPr>
+      <w:r>
+        <w:rPr>
+          <w:color w:val="444444"/>
+          <w:sz w:val="19"/>
+          <w:szCs w:val="19"/>
+        </w:rPr>
+        <w:t xml:space="preserve">Whip Equipped LLC · Georgia</w:t>
+      </w:r>
+    </w:p>
+    <w:p>
+      <w:pPr>
+        <w:pStyle w:val="ListParagraph"/>
+        <w:numPr>
+          <w:ilvl w:val="0"/>
+          <w:numId w:val="1"/>
+        </w:numPr>
+        <w:spacing w:after="30"/>
+      </w:pPr>
+      <w:r>
+        <w:rPr>
+          <w:color w:val="111111"/>
+          <w:sz w:val="18"/>
+          <w:szCs w:val="18"/>
+        </w:rPr>
+        <w:t xml:space="preserve">Handled vehicle acquisition and dealer operations only during the applicable licensed dealer period.</w:t>
+      </w:r>
+    </w:p>
+    <w:p>
+      <w:pPr>
+        <w:pStyle w:val="ListParagraph"/>
+        <w:numPr>
+          <w:ilvl w:val="0"/>
+          <w:numId w:val="1"/>
+        </w:numPr>
+        <w:spacing w:after="30"/>
+      </w:pPr>
+      <w:r>
+        <w:rPr>
+          <w:color w:val="111111"/>
+          <w:sz w:val="18"/>
+          <w:szCs w:val="18"/>
+        </w:rPr>
+        <w:t xml:space="preserve">Dealer activity is intentionally separated from later parts operations and current connected-mobility R&amp;D.</w:t>
+      </w:r>
+    </w:p>
+    <w:p>
+      <w:pPr>
+        <w:spacing w:after="0" w:before="100"/>
+      </w:pPr>
+      <w:r>
+        <w:rPr>
+          <w:b/>
+          <w:bCs/>
+          <w:color w:val="8A0F18"/>
+          <w:spacing w:val="14"/>
+          <w:sz w:val="16"/>
+          <w:szCs w:val="16"/>
+        </w:rPr>
+        <w:t xml:space="preserve">FEBRUARY 2024 TO APRIL 2024</w:t>
+      </w:r>
+    </w:p>
+    <w:p>
+      <w:pPr>
+        <w:spacing w:after="0"/>
+      </w:pPr>
+      <w:r>
+        <w:rPr>
+          <w:b/>
+          <w:bCs/>
+          <w:color w:val="111111"/>
+          <w:sz w:val="20"/>
+          <w:szCs w:val="20"/>
+        </w:rPr>
+        <w:t xml:space="preserve">Creative Director</w:t>
+      </w:r>
+    </w:p>
+    <w:p>
+      <w:pPr>
+        <w:spacing w:after="40"/>
+      </w:pPr>
+      <w:r>
+        <w:rPr>
+          <w:color w:val="444444"/>
+          <w:sz w:val="19"/>
+          <w:szCs w:val="19"/>
+        </w:rPr>
+        <w:t xml:space="preserve">The WorkPlace · Connecticut · Client project: Onyx Elite LLC</w:t>
+      </w:r>
+    </w:p>
+    <w:p>
+      <w:pPr>
+        <w:pStyle w:val="ListParagraph"/>
+        <w:numPr>
+          <w:ilvl w:val="0"/>
+          <w:numId w:val="1"/>
+        </w:numPr>
+        <w:spacing w:after="30"/>
+      </w:pPr>
+      <w:r>
+        <w:rPr>
+          <w:color w:val="111111"/>
+          <w:sz w:val="18"/>
+          <w:szCs w:val="18"/>
+        </w:rPr>
+        <w:t xml:space="preserve">Directed photography and videography for Onyx Elite events and content productions, including coordinating additional camera talent on set.</w:t>
+      </w:r>
+    </w:p>
+    <w:p>
+      <w:pPr>
+        <w:pStyle w:val="ListParagraph"/>
+        <w:numPr>
+          <w:ilvl w:val="0"/>
+          <w:numId w:val="1"/>
+        </w:numPr>
+        <w:spacing w:after="30"/>
+      </w:pPr>
+      <w:r>
+        <w:rPr>
+          <w:color w:val="111111"/>
+          <w:sz w:val="18"/>
+          <w:szCs w:val="18"/>
+        </w:rPr>
+        <w:t xml:space="preserve">Led website and digital-experience work, delegating creative and production tasks across collaborators and reviewing deliverables.</w:t>
+      </w:r>
+    </w:p>
+    <w:p>
+      <w:pPr>
+        <w:pStyle w:val="ListParagraph"/>
+        <w:numPr>
+          <w:ilvl w:val="0"/>
+          <w:numId w:val="1"/>
+        </w:numPr>
+        <w:spacing w:after="30"/>
+      </w:pPr>
+      <w:r>
+        <w:rPr>
+          <w:color w:val="111111"/>
+          <w:sz w:val="18"/>
+          <w:szCs w:val="18"/>
+        </w:rPr>
+        <w:t xml:space="preserve">Produced event photography, motion coverage and brand assets for Onyx Elite and its client work.</w:t>
+      </w:r>
+    </w:p>
+    <w:p>
+      <w:pPr>
+        <w:pStyle w:val="ListParagraph"/>
+        <w:numPr>
+          <w:ilvl w:val="0"/>
+          <w:numId w:val="1"/>
+        </w:numPr>
+        <w:spacing w:after="30"/>
+      </w:pPr>
+      <w:r>
+        <w:rPr>
+          <w:color w:val="111111"/>
+          <w:sz w:val="18"/>
+          <w:szCs w:val="18"/>
+        </w:rPr>
+        <w:t xml:space="preserve">Contributed to marketing strategy, content planning, social-media campaigns, prospect development and digital operations.</w:t>
+      </w:r>
+    </w:p>
+    <w:p>
+      <w:pPr>
+        <w:pStyle w:val="ListParagraph"/>
+        <w:numPr>
+          <w:ilvl w:val="0"/>
+          <w:numId w:val="1"/>
+        </w:numPr>
+        <w:spacing w:after="30"/>
+      </w:pPr>
+      <w:r>
+        <w:rPr>
+          <w:color w:val="111111"/>
+          <w:sz w:val="18"/>
+          <w:szCs w:val="18"/>
+        </w:rPr>
+        <w:t xml:space="preserve">View selected Onyx Elite creative-direction work →</w:t>
       </w:r>
     </w:p>
     <w:p>
@@ -1484,7 +1796,7 @@
         </w:rPr>
         <w:t xml:space="preserve">Full record: </w:t>
       </w:r>
-      <w:hyperlink w:history="1" r:id="rIdhcftwn4u42bl0upsyp8g5">
+      <w:hyperlink w:history="1" r:id="rIdo22rdgzgvh4mj_h2jeoum">
         <w:r>
           <w:rPr>
             <w:color w:val="444444"/>
@@ -1514,10 +1826,6 @@
 </w:document>
 </file>
 
-<file path=word/comments.xml><?xml version="1.0" encoding="utf-8"?>
-<w:comments xmlns:cx="http://schemas.microsoft.com/office/drawing/2014/chartex" xmlns:cx1="http://schemas.microsoft.com/office/drawing/2015/9/8/chartex" xmlns:cx2="http://schemas.microsoft.com/office/drawing/2015/10/21/chartex" xmlns:cx3="http://schemas.microsoft.com/office/drawing/2016/5/9/chartex" xmlns:cx4="http://schemas.microsoft.com/office/drawing/2016/5/10/chartex" xmlns:cx5="http://schemas.microsoft.com/office/drawing/2016/5/11/chartex" xmlns:cx6="http://schemas.microsoft.com/office/drawing/2016/5/12/chartex" xmlns:cx7="http://schemas.microsoft.com/office/drawing/2016/5/13/chartex" xmlns:cx8="http://schemas.microsoft.com/office/drawing/2016/5/14/chartex" xmlns:mc="http://schemas.openxmlformats.org/markup-compatibility/2006" xmlns:aink="http://schemas.microsoft.com/office/drawing/2016/ink" xmlns:am3d="http://schemas.microsoft.com/office/drawing/2017/model3d" xmlns:o="urn:schemas-microsoft-com:office:office" xmlns:r="http://schemas.openxmlformats.org/officeDocument/2006/relationships" xmlns:m="http://schemas.openxmlformats.org/officeDocument/2006/math" xmlns:v="urn:schemas-microsoft-com:vml" xmlns:wp14="http://schemas.microsoft.com/office/word/2010/wordprocessingDrawing" xmlns:wp="http://schemas.openxmlformats.org/drawingml/2006/wordprocessingDrawing" xmlns:w10="urn:schemas-microsoft-com:office:word" xmlns:w="http://schemas.openxmlformats.org/wordprocessingml/2006/main" xmlns:w14="http://schemas.microsoft.com/office/word/2010/wordml" xmlns:w15="http://schemas.microsoft.com/office/word/2012/wordml" xmlns:w16cex="http://schemas.microsoft.com/office/word/2018/wordml/cex" xmlns:w16cid="http://schemas.microsoft.com/office/word/2016/wordml/cid" xmlns:w16="http://schemas.microsoft.com/office/word/2018/wordml" xmlns:w16sdtdh="http://schemas.microsoft.com/office/word/2020/wordml/sdtdatahash" xmlns:w16se="http://schemas.microsoft.com/office/word/2015/wordml/symex" xmlns:wpg="http://schemas.microsoft.com/office/word/2010/wordprocessingGroup" xmlns:wpi="http://schemas.microsoft.com/office/word/2010/wordprocessingInk" xmlns:wne="http://schemas.microsoft.com/office/word/2006/wordml" xmlns:wps="http://schemas.microsoft.com/office/word/2010/wordprocessingShape"/>
-</file>
-
 <file path=word/endnotes.xml><?xml version="1.0" encoding="utf-8"?>
 <w:endnotes xmlns:wpc="http://schemas.microsoft.com/office/word/2010/wordprocessingCanvas" xmlns:mc="http://schemas.openxmlformats.org/markup-compatibility/2006" xmlns:o="urn:schemas-microsoft-com:office:office" xmlns:r="http://schemas.openxmlformats.org/officeDocument/2006/relationships" xmlns:m="http://schemas.openxmlformats.org/officeDocument/2006/math" xmlns:v="urn:schemas-microsoft-com:vml" xmlns:wp14="http://schemas.microsoft.com/office/word/2010/wordprocessingDrawing" xmlns:wp="http://schemas.openxmlformats.org/drawingml/2006/wordprocessingDrawing" xmlns:w10="urn:schemas-microsoft-com:office:word" xmlns:w="http://schemas.openxmlformats.org/wordprocessingml/2006/main" xmlns:w14="http://schemas.microsoft.com/office/word/2010/wordml" xmlns:w15="http://schemas.microsoft.com/office/word/2012/wordml" xmlns:wpg="http://schemas.microsoft.com/office/word/2010/wordprocessingGroup" xmlns:wpi="http://schemas.microsoft.com/office/word/2010/wordprocessingInk" xmlns:wne="http://schemas.microsoft.com/office/word/2006/wordml" xmlns:wps="http://schemas.microsoft.com/office/word/2010/wordprocessingShape" mc:Ignorable="w14 w15 wp14">
   <w:endnote w:type="separator" w:id="-1">
@@ -1596,7 +1904,7 @@
 <w:numbering xmlns:wpc="http://schemas.microsoft.com/office/word/2010/wordprocessingCanvas" xmlns:mc="http://schemas.openxmlformats.org/markup-compatibility/2006" xmlns:o="urn:schemas-microsoft-com:office:office" xmlns:r="http://schemas.openxmlformats.org/officeDocument/2006/relationships" xmlns:m="http://schemas.openxmlformats.org/officeDocument/2006/math" xmlns:v="urn:schemas-microsoft-com:vml" xmlns:wp14="http://schemas.microsoft.com/office/word/2010/wordprocessingDrawing" xmlns:wp="http://schemas.openxmlformats.org/drawingml/2006/wordprocessingDrawing" xmlns:w10="urn:schemas-microsoft-com:office:word" xmlns:w="http://schemas.openxmlformats.org/wordprocessingml/2006/main" xmlns:w14="http://schemas.microsoft.com/office/word/2010/wordml" xmlns:w15="http://schemas.microsoft.com/office/word/2012/wordml" xmlns:wpg="http://schemas.microsoft.com/office/word/2010/wordprocessingGroup" xmlns:wpi="http://schemas.microsoft.com/office/word/2010/wordprocessingInk" xmlns:wne="http://schemas.microsoft.com/office/word/2006/wordml" xmlns:wps="http://schemas.microsoft.com/office/word/2010/wordprocessingShape" mc:Ignorable="w14 w15 wp14">
   <w:abstractNum w:abstractNumId="1" w15:restartNumberingAfterBreak="0">
     <w:multiLevelType w:val="hybridMultilevel"/>
-    <w:lvl w:ilvl="0" w15:tentative="1">
+    <w:lvl w:ilvl="0" w:tentative="1">
       <w:start w:val="1"/>
       <w:numFmt w:val="bullet"/>
       <w:lvlText w:val="●"/>
@@ -1605,7 +1913,7 @@
         <w:ind w:left="720" w:hanging="360"/>
       </w:pPr>
     </w:lvl>
-    <w:lvl w:ilvl="1" w15:tentative="1">
+    <w:lvl w:ilvl="1" w:tentative="1">
       <w:start w:val="1"/>
       <w:numFmt w:val="bullet"/>
       <w:lvlText w:val="○"/>
@@ -1614,7 +1922,7 @@
         <w:ind w:left="1440" w:hanging="360"/>
       </w:pPr>
     </w:lvl>
-    <w:lvl w:ilvl="2" w15:tentative="1">
+    <w:lvl w:ilvl="2" w:tentative="1">
       <w:start w:val="1"/>
       <w:numFmt w:val="bullet"/>
       <w:lvlText w:val="■"/>
@@ -1623,7 +1931,7 @@
         <w:ind w:left="2160" w:hanging="360"/>
       </w:pPr>
     </w:lvl>
-    <w:lvl w:ilvl="3" w15:tentative="1">
+    <w:lvl w:ilvl="3" w:tentative="1">
       <w:start w:val="1"/>
       <w:numFmt w:val="bullet"/>
       <w:lvlText w:val="●"/>
@@ -1632,7 +1940,7 @@
         <w:ind w:left="2880" w:hanging="360"/>
       </w:pPr>
     </w:lvl>
-    <w:lvl w:ilvl="4" w15:tentative="1">
+    <w:lvl w:ilvl="4" w:tentative="1">
       <w:start w:val="1"/>
       <w:numFmt w:val="bullet"/>
       <w:lvlText w:val="○"/>
@@ -1641,7 +1949,7 @@
         <w:ind w:left="3600" w:hanging="360"/>
       </w:pPr>
     </w:lvl>
-    <w:lvl w:ilvl="5" w15:tentative="1">
+    <w:lvl w:ilvl="5" w:tentative="1">
       <w:start w:val="1"/>
       <w:numFmt w:val="bullet"/>
       <w:lvlText w:val="■"/>
@@ -1650,7 +1958,7 @@
         <w:ind w:left="4320" w:hanging="360"/>
       </w:pPr>
     </w:lvl>
-    <w:lvl w:ilvl="6" w15:tentative="1">
+    <w:lvl w:ilvl="6" w:tentative="1">
       <w:start w:val="1"/>
       <w:numFmt w:val="bullet"/>
       <w:lvlText w:val="●"/>
@@ -1659,7 +1967,7 @@
         <w:ind w:left="5040" w:hanging="360"/>
       </w:pPr>
     </w:lvl>
-    <w:lvl w:ilvl="7" w15:tentative="1">
+    <w:lvl w:ilvl="7" w:tentative="1">
       <w:start w:val="1"/>
       <w:numFmt w:val="bullet"/>
       <w:lvlText w:val="●"/>
@@ -1668,7 +1976,7 @@
         <w:ind w:left="5760" w:hanging="360"/>
       </w:pPr>
     </w:lvl>
-    <w:lvl w:ilvl="8" w15:tentative="1">
+    <w:lvl w:ilvl="8" w:tentative="1">
       <w:start w:val="1"/>
       <w:numFmt w:val="bullet"/>
       <w:lvlText w:val="●"/>
@@ -1700,6 +2008,25 @@
     </w:rPrDefault>
     <w:pPrDefault/>
   </w:docDefaults>
+  <w:style w:type="paragraph" w:styleId="Normal" w:default="1">
+    <w:name w:val="Normal"/>
+    <w:qFormat/>
+  </w:style>
+  <w:style w:type="table" w:styleId="TableNormal" w:default="true">
+    <w:name w:val="Normal Table"/>
+    <w:uiPriority w:val="99"/>
+    <w:semiHidden/>
+    <w:unhideWhenUsed/>
+    <w:tblPr>
+      <w:tblInd w:type="dxa" w:w="0"/>
+      <w:tblCellMar>
+        <w:top w:type="dxa" w:w="0"/>
+        <w:left w:type="dxa" w:w="108"/>
+        <w:bottom w:type="dxa" w:w="0"/>
+        <w:right w:type="dxa" w:w="108"/>
+      </w:tblCellMar>
+    </w:tblPr>
+  </w:style>
   <w:style w:type="paragraph" w:styleId="Title">
     <w:name w:val="Title"/>
     <w:basedOn w:val="Normal"/>
@@ -1873,4 +2200,294 @@
     </w:rPr>
   </w:style>
 </w:styles>
+</file>
+
+<file path=word/theme/theme1.xml><?xml version="1.0" encoding="utf-8"?>
+<a:theme xmlns:a="http://schemas.openxmlformats.org/drawingml/2006/main" name="Office Theme">
+  <a:themeElements>
+    <a:clrScheme name="Office">
+      <a:dk1>
+        <a:sysClr val="windowText" lastClr="000000"/>
+      </a:dk1>
+      <a:lt1>
+        <a:sysClr val="window" lastClr="FFFFFF"/>
+      </a:lt1>
+      <a:dk2>
+        <a:srgbClr val="44546A"/>
+      </a:dk2>
+      <a:lt2>
+        <a:srgbClr val="E7E6E6"/>
+      </a:lt2>
+      <a:accent1>
+        <a:srgbClr val="4472C4"/>
+      </a:accent1>
+      <a:accent2>
+        <a:srgbClr val="ED7D31"/>
+      </a:accent2>
+      <a:accent3>
+        <a:srgbClr val="A5A5A5"/>
+      </a:accent3>
+      <a:accent4>
+        <a:srgbClr val="FFC000"/>
+      </a:accent4>
+      <a:accent5>
+        <a:srgbClr val="5B9BD5"/>
+      </a:accent5>
+      <a:accent6>
+        <a:srgbClr val="70AD47"/>
+      </a:accent6>
+      <a:hlink>
+        <a:srgbClr val="0563C1"/>
+      </a:hlink>
+      <a:folHlink>
+        <a:srgbClr val="954F72"/>
+      </a:folHlink>
+    </a:clrScheme>
+    <a:fontScheme name="Office">
+      <a:majorFont>
+        <a:latin typeface="Calibri Light" panose="020F0302020204030204"/>
+        <a:ea typeface=""/>
+        <a:cs typeface=""/>
+        <a:font script="Jpan" typeface="游ゴシック Light"/>
+        <a:font script="Hang" typeface="맑은 고딕"/>
+        <a:font script="Hans" typeface="等线 Light"/>
+        <a:font script="Hant" typeface="新細明體"/>
+        <a:font script="Arab" typeface="Times New Roman"/>
+        <a:font script="Hebr" typeface="Times New Roman"/>
+        <a:font script="Thai" typeface="Angsana New"/>
+        <a:font script="Ethi" typeface="Nyala"/>
+        <a:font script="Beng" typeface="Vrinda"/>
+        <a:font script="Gujr" typeface="Shruti"/>
+        <a:font script="Khmr" typeface="MoolBoran"/>
+        <a:font script="Knda" typeface="Tunga"/>
+        <a:font script="Guru" typeface="Raavi"/>
+        <a:font script="Cans" typeface="Euphemia"/>
+        <a:font script="Cher" typeface="Plantagenet Cherokee"/>
+        <a:font script="Yiii" typeface="Microsoft Yi Baiti"/>
+        <a:font script="Tibt" typeface="Microsoft Himalaya"/>
+        <a:font script="Thaa" typeface="MV Boli"/>
+        <a:font script="Deva" typeface="Mangal"/>
+        <a:font script="Telu" typeface="Gautami"/>
+        <a:font script="Taml" typeface="Latha"/>
+        <a:font script="Syrc" typeface="Estrangelo Edessa"/>
+        <a:font script="Orya" typeface="Kalinga"/>
+        <a:font script="Mlym" typeface="Kartika"/>
+        <a:font script="Laoo" typeface="DokChampa"/>
+        <a:font script="Sinh" typeface="Iskoola Pota"/>
+        <a:font script="Mong" typeface="Mongolian Baiti"/>
+        <a:font script="Viet" typeface="Times New Roman"/>
+        <a:font script="Uigh" typeface="Microsoft Uighur"/>
+        <a:font script="Geor" typeface="Sylfaen"/>
+        <a:font script="Armn" typeface="Arial"/>
+        <a:font script="Bugi" typeface="Leelawadee UI"/>
+        <a:font script="Bopo" typeface="Microsoft JhengHei"/>
+        <a:font script="Java" typeface="Javanese Text"/>
+        <a:font script="Lisu" typeface="Segoe UI"/>
+        <a:font script="Mymr" typeface="Myanmar Text"/>
+        <a:font script="Nkoo" typeface="Ebrima"/>
+        <a:font script="Olck" typeface="Nirmala UI"/>
+        <a:font script="Osma" typeface="Ebrima"/>
+        <a:font script="Phag" typeface="Phagspa"/>
+        <a:font script="Syrn" typeface="Estrangelo Edessa"/>
+        <a:font script="Syrj" typeface="Estrangelo Edessa"/>
+        <a:font script="Syre" typeface="Estrangelo Edessa"/>
+        <a:font script="Sora" typeface="Nirmala UI"/>
+        <a:font script="Tale" typeface="Microsoft Tai Le"/>
+        <a:font script="Talu" typeface="Microsoft New Tai Lue"/>
+        <a:font script="Tfng" typeface="Ebrima"/>
+      </a:majorFont>
+      <a:minorFont>
+        <a:latin typeface="Calibri" panose="020F0502020204030204"/>
+        <a:ea typeface=""/>
+        <a:cs typeface=""/>
+        <a:font script="Jpan" typeface="游明朝"/>
+        <a:font script="Hang" typeface="맑은 고딕"/>
+        <a:font script="Hans" typeface="等线"/>
+        <a:font script="Hant" typeface="新細明體"/>
+        <a:font script="Arab" typeface="Arial"/>
+        <a:font script="Hebr" typeface="Arial"/>
+        <a:font script="Thai" typeface="Cordia New"/>
+        <a:font script="Ethi" typeface="Nyala"/>
+        <a:font script="Beng" typeface="Vrinda"/>
+        <a:font script="Gujr" typeface="Shruti"/>
+        <a:font script="Khmr" typeface="DaunPenh"/>
+        <a:font script="Knda" typeface="Tunga"/>
+        <a:font script="Guru" typeface="Raavi"/>
+        <a:font script="Cans" typeface="Euphemia"/>
+        <a:font script="Cher" typeface="Plantagenet Cherokee"/>
+        <a:font script="Yiii" typeface="Microsoft Yi Baiti"/>
+        <a:font script="Tibt" typeface="Microsoft Himalaya"/>
+        <a:font script="Thaa" typeface="MV Boli"/>
+        <a:font script="Deva" typeface="Mangal"/>
+        <a:font script="Telu" typeface="Gautami"/>
+        <a:font script="Taml" typeface="Latha"/>
+        <a:font script="Syrc" typeface="Estrangelo Edessa"/>
+        <a:font script="Orya" typeface="Kalinga"/>
+        <a:font script="Mlym" typeface="Kartika"/>
+        <a:font script="Laoo" typeface="DokChampa"/>
+        <a:font script="Sinh" typeface="Iskoola Pota"/>
+        <a:font script="Mong" typeface="Mongolian Baiti"/>
+        <a:font script="Viet" typeface="Arial"/>
+        <a:font script="Uigh" typeface="Microsoft Uighur"/>
+        <a:font script="Geor" typeface="Sylfaen"/>
+        <a:font script="Armn" typeface="Arial"/>
+        <a:font script="Bugi" typeface="Leelawadee UI"/>
+        <a:font script="Bopo" typeface="Microsoft JhengHei"/>
+        <a:font script="Java" typeface="Javanese Text"/>
+        <a:font script="Lisu" typeface="Segoe UI"/>
+        <a:font script="Mymr" typeface="Myanmar Text"/>
+        <a:font script="Nkoo" typeface="Ebrima"/>
+        <a:font script="Olck" typeface="Nirmala UI"/>
+        <a:font script="Osma" typeface="Ebrima"/>
+        <a:font script="Phag" typeface="Phagspa"/>
+        <a:font script="Syrn" typeface="Estrangelo Edessa"/>
+        <a:font script="Syrj" typeface="Estrangelo Edessa"/>
+        <a:font script="Syre" typeface="Estrangelo Edessa"/>
+        <a:font script="Sora" typeface="Nirmala UI"/>
+        <a:font script="Tale" typeface="Microsoft Tai Le"/>
+        <a:font script="Talu" typeface="Microsoft New Tai Lue"/>
+        <a:font script="Tfng" typeface="Ebrima"/>
+      </a:minorFont>
+    </a:fontScheme>
+    <a:fmtScheme name="Office">
+      <a:fillStyleLst>
+        <a:solidFill>
+          <a:schemeClr val="phClr"/>
+        </a:solidFill>
+        <a:gradFill rotWithShape="true">
+          <a:gsLst>
+            <a:gs pos="0">
+              <a:schemeClr val="phClr">
+                <a:lumMod val="110000"/>
+                <a:satMod val="105000"/>
+                <a:tint val="67000"/>
+              </a:schemeClr>
+            </a:gs>
+            <a:gs pos="50000">
+              <a:schemeClr val="phClr">
+                <a:lumMod val="105000"/>
+                <a:satMod val="103000"/>
+                <a:tint val="73000"/>
+              </a:schemeClr>
+            </a:gs>
+            <a:gs pos="100000">
+              <a:schemeClr val="phClr">
+                <a:lumMod val="105000"/>
+                <a:satMod val="109000"/>
+                <a:tint val="81000"/>
+              </a:schemeClr>
+            </a:gs>
+          </a:gsLst>
+          <a:lin ang="5400000" scaled="false"/>
+        </a:gradFill>
+        <a:gradFill rotWithShape="true">
+          <a:gsLst>
+            <a:gs pos="0">
+              <a:schemeClr val="phClr">
+                <a:satMod val="103000"/>
+                <a:lumMod val="102000"/>
+                <a:tint val="94000"/>
+              </a:schemeClr>
+            </a:gs>
+            <a:gs pos="50000">
+              <a:schemeClr val="phClr">
+                <a:satMod val="110000"/>
+                <a:lumMod val="100000"/>
+                <a:shade val="100000"/>
+              </a:schemeClr>
+            </a:gs>
+            <a:gs pos="100000">
+              <a:schemeClr val="phClr">
+                <a:lumMod val="99000"/>
+                <a:satMod val="120000"/>
+                <a:shade val="78000"/>
+              </a:schemeClr>
+            </a:gs>
+          </a:gsLst>
+          <a:lin ang="5400000" scaled="false"/>
+        </a:gradFill>
+      </a:fillStyleLst>
+      <a:lnStyleLst>
+        <a:ln w="6350" cap="flat" cmpd="sng" algn="ctr">
+          <a:solidFill>
+            <a:schemeClr val="phClr"/>
+          </a:solidFill>
+          <a:prstDash val="solid"/>
+          <a:miter lim="800000"/>
+        </a:ln>
+        <a:ln w="12700" cap="flat" cmpd="sng" algn="ctr">
+          <a:solidFill>
+            <a:schemeClr val="phClr"/>
+          </a:solidFill>
+          <a:prstDash val="solid"/>
+          <a:miter lim="800000"/>
+        </a:ln>
+        <a:ln w="19050" cap="flat" cmpd="sng" algn="ctr">
+          <a:solidFill>
+            <a:schemeClr val="phClr"/>
+          </a:solidFill>
+          <a:prstDash val="solid"/>
+          <a:miter lim="800000"/>
+        </a:ln>
+      </a:lnStyleLst>
+      <a:effectStyleLst>
+        <a:effectStyle>
+          <a:effectLst/>
+        </a:effectStyle>
+        <a:effectStyle>
+          <a:effectLst/>
+        </a:effectStyle>
+        <a:effectStyle>
+          <a:effectLst>
+            <a:outerShdw blurRad="57150" dist="19050" dir="5400000" algn="ctr" rotWithShape="false">
+              <a:srgbClr val="000000">
+                <a:alpha val="63000"/>
+              </a:srgbClr>
+            </a:outerShdw>
+          </a:effectLst>
+        </a:effectStyle>
+      </a:effectStyleLst>
+      <a:bgFillStyleLst>
+        <a:solidFill>
+          <a:schemeClr val="phClr"/>
+        </a:solidFill>
+        <a:solidFill>
+          <a:schemeClr val="phClr">
+            <a:tint val="95000"/>
+            <a:satMod val="170000"/>
+          </a:schemeClr>
+        </a:solidFill>
+        <a:gradFill rotWithShape="true">
+          <a:gsLst>
+            <a:gs pos="0">
+              <a:schemeClr val="phClr">
+                <a:tint val="93000"/>
+                <a:satMod val="150000"/>
+                <a:shade val="98000"/>
+                <a:lumMod val="102000"/>
+              </a:schemeClr>
+            </a:gs>
+            <a:gs pos="50000">
+              <a:schemeClr val="phClr">
+                <a:tint val="98000"/>
+                <a:satMod val="130000"/>
+                <a:shade val="90000"/>
+                <a:lumMod val="103000"/>
+              </a:schemeClr>
+            </a:gs>
+            <a:gs pos="100000">
+              <a:schemeClr val="phClr">
+                <a:shade val="63000"/>
+                <a:satMod val="120000"/>
+              </a:schemeClr>
+            </a:gs>
+          </a:gsLst>
+          <a:lin ang="5400000" scaled="false"/>
+        </a:gradFill>
+      </a:bgFillStyleLst>
+    </a:fmtScheme>
+  </a:themeElements>
+  <a:objectDefaults/>
+  <a:extraClrSchemeLst/>
+</a:theme>
 </file>
--- a/assets/resume/matthew-mccluster-resume.docx
+++ b/assets/resume/matthew-mccluster-resume.docx
@@ -1796,7 +1796,7 @@
         </w:rPr>
         <w:t xml:space="preserve">Full record: </w:t>
       </w:r>
-      <w:hyperlink w:history="1" r:id="rIdo22rdgzgvh4mj_h2jeoum">
+      <w:hyperlink w:history="1" r:id="rId2ui09l8t0xgqkqerj5xt5">
         <w:r>
           <w:rPr>
             <w:color w:val="444444"/>

--- a/assets/resume/matthew-mccluster-resume.docx
+++ b/assets/resume/matthew-mccluster-resume.docx
@@ -570,7 +570,7 @@
           <w:sz w:val="16"/>
           <w:szCs w:val="16"/>
         </w:rPr>
-        <w:t xml:space="preserve">2024 TO PRESENT</w:t>
+        <w:t xml:space="preserve">OCTOBER 2026 TO PRESENT</w:t>
       </w:r>
     </w:p>
     <w:p>
@@ -585,7 +585,7 @@
           <w:sz w:val="20"/>
           <w:szCs w:val="20"/>
         </w:rPr>
-        <w:t xml:space="preserve">Founder / Automotive Systems &amp; Telematics Operator</w:t>
+        <w:t xml:space="preserve">Research &amp; Development — Telematics &amp; Connected Mobility</w:t>
       </w:r>
     </w:p>
     <w:p>
@@ -598,6 +598,104 @@
           <w:sz w:val="19"/>
           <w:szCs w:val="19"/>
         </w:rPr>
+        <w:t xml:space="preserve">Whip Equipped LLC · Remote</w:t>
+      </w:r>
+    </w:p>
+    <w:p>
+      <w:pPr>
+        <w:pStyle w:val="ListParagraph"/>
+        <w:numPr>
+          <w:ilvl w:val="0"/>
+          <w:numId w:val="1"/>
+        </w:numPr>
+        <w:spacing w:after="30"/>
+      </w:pPr>
+      <w:r>
+        <w:rPr>
+          <w:color w:val="111111"/>
+          <w:sz w:val="18"/>
+          <w:szCs w:val="18"/>
+        </w:rPr>
+        <w:t xml:space="preserve">Develops connected-mobility and telematics systems spanning GNSS, vehicle data, sensors and embedded hardware.</w:t>
+      </w:r>
+    </w:p>
+    <w:p>
+      <w:pPr>
+        <w:pStyle w:val="ListParagraph"/>
+        <w:numPr>
+          <w:ilvl w:val="0"/>
+          <w:numId w:val="1"/>
+        </w:numPr>
+        <w:spacing w:after="30"/>
+      </w:pPr>
+      <w:r>
+        <w:rPr>
+          <w:color w:val="111111"/>
+          <w:sz w:val="18"/>
+          <w:szCs w:val="18"/>
+        </w:rPr>
+        <w:t xml:space="preserve">Researches product and manufacturing readiness for an in-development urban motorcycle platform.</w:t>
+      </w:r>
+    </w:p>
+    <w:p>
+      <w:pPr>
+        <w:pStyle w:val="ListParagraph"/>
+        <w:numPr>
+          <w:ilvl w:val="0"/>
+          <w:numId w:val="1"/>
+        </w:numPr>
+        <w:spacing w:after="30"/>
+      </w:pPr>
+      <w:r>
+        <w:rPr>
+          <w:color w:val="111111"/>
+          <w:sz w:val="18"/>
+          <w:szCs w:val="18"/>
+        </w:rPr>
+        <w:t xml:space="preserve">Current R&amp;D is maintained separately from Whip Equipped's earlier licensed dealer and parts operations.</w:t>
+      </w:r>
+    </w:p>
+    <w:p>
+      <w:pPr>
+        <w:spacing w:after="0" w:before="100"/>
+      </w:pPr>
+      <w:r>
+        <w:rPr>
+          <w:b/>
+          <w:bCs/>
+          <w:color w:val="8A0F18"/>
+          <w:spacing w:val="14"/>
+          <w:sz w:val="16"/>
+          <w:szCs w:val="16"/>
+        </w:rPr>
+        <w:t xml:space="preserve">2024 TO SEPTEMBER 2026</w:t>
+      </w:r>
+    </w:p>
+    <w:p>
+      <w:pPr>
+        <w:spacing w:after="0"/>
+      </w:pPr>
+      <w:r>
+        <w:rPr>
+          <w:b/>
+          <w:bCs/>
+          <w:color w:val="111111"/>
+          <w:sz w:val="20"/>
+          <w:szCs w:val="20"/>
+        </w:rPr>
+        <w:t xml:space="preserve">Parts Operations</w:t>
+      </w:r>
+    </w:p>
+    <w:p>
+      <w:pPr>
+        <w:spacing w:after="40"/>
+      </w:pPr>
+      <w:r>
+        <w:rPr>
+          <w:color w:val="444444"/>
+          <w:sz w:val="19"/>
+          <w:szCs w:val="19"/>
+        </w:rPr>
         <w:t xml:space="preserve">Whip Equipped LLC · Georgia</w:t>
       </w:r>
     </w:p>
@@ -616,43 +714,257 @@
           <w:sz w:val="18"/>
           <w:szCs w:val="18"/>
         </w:rPr>
-        <w:t xml:space="preserve">Deployed GPS and fleet-telematics systems, integrating connected hardware with vehicle power, data and monitoring workflows.</w:t>
-      </w:r>
-    </w:p>
-    <w:p>
-      <w:pPr>
-        <w:pStyle w:val="ListParagraph"/>
-        <w:numPr>
-          <w:ilvl w:val="0"/>
-          <w:numId w:val="1"/>
-        </w:numPr>
-        <w:spacing w:after="30"/>
-      </w:pPr>
-      <w:r>
-        <w:rPr>
-          <w:color w:val="111111"/>
-          <w:sz w:val="18"/>
-          <w:szCs w:val="18"/>
-        </w:rPr>
-        <w:t xml:space="preserve">Diagnosed electrical and embedded-system faults and worked with immobilizer, vehicle-security, ADAS, camera and sensor-calibration systems.</w:t>
-      </w:r>
-    </w:p>
-    <w:p>
-      <w:pPr>
-        <w:pStyle w:val="ListParagraph"/>
-        <w:numPr>
-          <w:ilvl w:val="0"/>
-          <w:numId w:val="1"/>
-        </w:numPr>
-        <w:spacing w:after="30"/>
-      </w:pPr>
-      <w:r>
-        <w:rPr>
-          <w:color w:val="111111"/>
-          <w:sz w:val="18"/>
-          <w:szCs w:val="18"/>
-        </w:rPr>
-        <w:t xml:space="preserve">Dealer/parts operations ran through September 2026; current work centers on connected-mobility R&amp;D and an in-development 125cc urban motorcycle platform.</w:t>
+        <w:t xml:space="preserve">Managed automotive parts sourcing, inventory and operational workflows within the applicable parts-business scope.</w:t>
+      </w:r>
+    </w:p>
+    <w:p>
+      <w:pPr>
+        <w:pStyle w:val="ListParagraph"/>
+        <w:numPr>
+          <w:ilvl w:val="0"/>
+          <w:numId w:val="1"/>
+        </w:numPr>
+        <w:spacing w:after="30"/>
+      </w:pPr>
+      <w:r>
+        <w:rPr>
+          <w:color w:val="111111"/>
+          <w:sz w:val="18"/>
+          <w:szCs w:val="18"/>
+        </w:rPr>
+        <w:t xml:space="preserve">Supported vehicle systems work involving electrical, security, camera, sensor and related components.</w:t>
+      </w:r>
+    </w:p>
+    <w:p>
+      <w:pPr>
+        <w:pStyle w:val="ListParagraph"/>
+        <w:numPr>
+          <w:ilvl w:val="0"/>
+          <w:numId w:val="1"/>
+        </w:numPr>
+        <w:spacing w:after="30"/>
+      </w:pPr>
+      <w:r>
+        <w:rPr>
+          <w:color w:val="111111"/>
+          <w:sz w:val="18"/>
+          <w:szCs w:val="18"/>
+        </w:rPr>
+        <w:t xml:space="preserve">Parts operations ended September 2026 before the current R&amp;D phase began.</w:t>
+      </w:r>
+    </w:p>
+    <w:p>
+      <w:pPr>
+        <w:spacing w:after="0" w:before="100"/>
+      </w:pPr>
+      <w:r>
+        <w:rPr>
+          <w:b/>
+          <w:bCs/>
+          <w:color w:val="8A0F18"/>
+          <w:spacing w:val="14"/>
+          <w:sz w:val="16"/>
+          <w:szCs w:val="16"/>
+        </w:rPr>
+        <w:t xml:space="preserve">2024</w:t>
+      </w:r>
+    </w:p>
+    <w:p>
+      <w:pPr>
+        <w:spacing w:after="0"/>
+      </w:pPr>
+      <w:r>
+        <w:rPr>
+          <w:b/>
+          <w:bCs/>
+          <w:color w:val="111111"/>
+          <w:sz w:val="20"/>
+          <w:szCs w:val="20"/>
+        </w:rPr>
+        <w:t xml:space="preserve">Dealer Operations / Vehicle Acquisition</w:t>
+      </w:r>
+    </w:p>
+    <w:p>
+      <w:pPr>
+        <w:spacing w:after="40"/>
+      </w:pPr>
+      <w:r>
+        <w:rPr>
+          <w:color w:val="444444"/>
+          <w:sz w:val="19"/>
+          <w:szCs w:val="19"/>
+        </w:rPr>
+        <w:t xml:space="preserve">Whip Equipped LLC · Georgia</w:t>
+      </w:r>
+    </w:p>
+    <w:p>
+      <w:pPr>
+        <w:pStyle w:val="ListParagraph"/>
+        <w:numPr>
+          <w:ilvl w:val="0"/>
+          <w:numId w:val="1"/>
+        </w:numPr>
+        <w:spacing w:after="30"/>
+      </w:pPr>
+      <w:r>
+        <w:rPr>
+          <w:color w:val="111111"/>
+          <w:sz w:val="18"/>
+          <w:szCs w:val="18"/>
+        </w:rPr>
+        <w:t xml:space="preserve">Handled vehicle acquisition and dealer operations only during the applicable licensed dealer period.</w:t>
+      </w:r>
+    </w:p>
+    <w:p>
+      <w:pPr>
+        <w:pStyle w:val="ListParagraph"/>
+        <w:numPr>
+          <w:ilvl w:val="0"/>
+          <w:numId w:val="1"/>
+        </w:numPr>
+        <w:spacing w:after="30"/>
+      </w:pPr>
+      <w:r>
+        <w:rPr>
+          <w:color w:val="111111"/>
+          <w:sz w:val="18"/>
+          <w:szCs w:val="18"/>
+        </w:rPr>
+        <w:t xml:space="preserve">Dealer activity is intentionally separated from later parts operations and current connected-mobility R&amp;D.</w:t>
+      </w:r>
+    </w:p>
+    <w:p>
+      <w:pPr>
+        <w:spacing w:after="0" w:before="100"/>
+      </w:pPr>
+      <w:r>
+        <w:rPr>
+          <w:b/>
+          <w:bCs/>
+          <w:color w:val="8A0F18"/>
+          <w:spacing w:val="14"/>
+          <w:sz w:val="16"/>
+          <w:szCs w:val="16"/>
+        </w:rPr>
+        <w:t xml:space="preserve">FEBRUARY 2024 TO APRIL 2024</w:t>
+      </w:r>
+    </w:p>
+    <w:p>
+      <w:pPr>
+        <w:spacing w:after="0"/>
+      </w:pPr>
+      <w:r>
+        <w:rPr>
+          <w:b/>
+          <w:bCs/>
+          <w:color w:val="111111"/>
+          <w:sz w:val="20"/>
+          <w:szCs w:val="20"/>
+        </w:rPr>
+        <w:t xml:space="preserve">Creative Director</w:t>
+      </w:r>
+    </w:p>
+    <w:p>
+      <w:pPr>
+        <w:spacing w:after="40"/>
+      </w:pPr>
+      <w:r>
+        <w:rPr>
+          <w:color w:val="444444"/>
+          <w:sz w:val="19"/>
+          <w:szCs w:val="19"/>
+        </w:rPr>
+        <w:t xml:space="preserve">The WorkPlace · Connecticut · Client project: Onyx Elite LLC</w:t>
+      </w:r>
+    </w:p>
+    <w:p>
+      <w:pPr>
+        <w:pStyle w:val="ListParagraph"/>
+        <w:numPr>
+          <w:ilvl w:val="0"/>
+          <w:numId w:val="1"/>
+        </w:numPr>
+        <w:spacing w:after="30"/>
+      </w:pPr>
+      <w:r>
+        <w:rPr>
+          <w:color w:val="111111"/>
+          <w:sz w:val="18"/>
+          <w:szCs w:val="18"/>
+        </w:rPr>
+        <w:t xml:space="preserve">Directed photography and videography for Onyx Elite events and content productions, including coordinating additional camera talent on set.</w:t>
+      </w:r>
+    </w:p>
+    <w:p>
+      <w:pPr>
+        <w:pStyle w:val="ListParagraph"/>
+        <w:numPr>
+          <w:ilvl w:val="0"/>
+          <w:numId w:val="1"/>
+        </w:numPr>
+        <w:spacing w:after="30"/>
+      </w:pPr>
+      <w:r>
+        <w:rPr>
+          <w:color w:val="111111"/>
+          <w:sz w:val="18"/>
+          <w:szCs w:val="18"/>
+        </w:rPr>
+        <w:t xml:space="preserve">Led website and digital-experience work, delegating creative and production tasks across collaborators and reviewing deliverables.</w:t>
+      </w:r>
+    </w:p>
+    <w:p>
+      <w:pPr>
+        <w:pStyle w:val="ListParagraph"/>
+        <w:numPr>
+          <w:ilvl w:val="0"/>
+          <w:numId w:val="1"/>
+        </w:numPr>
+        <w:spacing w:after="30"/>
+      </w:pPr>
+      <w:r>
+        <w:rPr>
+          <w:color w:val="111111"/>
+          <w:sz w:val="18"/>
+          <w:szCs w:val="18"/>
+        </w:rPr>
+        <w:t xml:space="preserve">Produced event photography, motion coverage and brand assets for Onyx Elite and its client work.</w:t>
+      </w:r>
+    </w:p>
+    <w:p>
+      <w:pPr>
+        <w:pStyle w:val="ListParagraph"/>
+        <w:numPr>
+          <w:ilvl w:val="0"/>
+          <w:numId w:val="1"/>
+        </w:numPr>
+        <w:spacing w:after="30"/>
+      </w:pPr>
+      <w:r>
+        <w:rPr>
+          <w:color w:val="111111"/>
+          <w:sz w:val="18"/>
+          <w:szCs w:val="18"/>
+        </w:rPr>
+        <w:t xml:space="preserve">Contributed to marketing strategy, content planning, social-media campaigns, prospect development and digital operations.</w:t>
+      </w:r>
+    </w:p>
+    <w:p>
+      <w:pPr>
+        <w:pStyle w:val="ListParagraph"/>
+        <w:numPr>
+          <w:ilvl w:val="0"/>
+          <w:numId w:val="1"/>
+        </w:numPr>
+        <w:spacing w:after="30"/>
+      </w:pPr>
+      <w:r>
+        <w:rPr>
+          <w:color w:val="111111"/>
+          <w:sz w:val="18"/>
+          <w:szCs w:val="18"/>
+        </w:rPr>
+        <w:t xml:space="preserve">View selected Onyx Elite creative-direction work →</w:t>
       </w:r>
     </w:p>
     <w:p>
@@ -1484,7 +1796,7 @@
         </w:rPr>
         <w:t xml:space="preserve">Full record: </w:t>
       </w:r>
-      <w:hyperlink w:history="1" r:id="rIdhcftwn4u42bl0upsyp8g5">
+      <w:hyperlink w:history="1" r:id="rId2ui09l8t0xgqkqerj5xt5">
         <w:r>
           <w:rPr>
             <w:color w:val="444444"/>
@@ -1514,10 +1826,6 @@
 </w:document>
 </file>
 
-<file path=word/comments.xml><?xml version="1.0" encoding="utf-8"?>
-<w:comments xmlns:cx="http://schemas.microsoft.com/office/drawing/2014/chartex" xmlns:cx1="http://schemas.microsoft.com/office/drawing/2015/9/8/chartex" xmlns:cx2="http://schemas.microsoft.com/office/drawing/2015/10/21/chartex" xmlns:cx3="http://schemas.microsoft.com/office/drawing/2016/5/9/chartex" xmlns:cx4="http://schemas.microsoft.com/office/drawing/2016/5/10/chartex" xmlns:cx5="http://schemas.microsoft.com/office/drawing/2016/5/11/chartex" xmlns:cx6="http://schemas.microsoft.com/office/drawing/2016/5/12/chartex" xmlns:cx7="http://schemas.microsoft.com/office/drawing/2016/5/13/chartex" xmlns:cx8="http://schemas.microsoft.com/office/drawing/2016/5/14/chartex" xmlns:mc="http://schemas.openxmlformats.org/markup-compatibility/2006" xmlns:aink="http://schemas.microsoft.com/office/drawing/2016/ink" xmlns:am3d="http://schemas.microsoft.com/office/drawing/2017/model3d" xmlns:o="urn:schemas-microsoft-com:office:office" xmlns:r="http://schemas.openxmlformats.org/officeDocument/2006/relationships" xmlns:m="http://schemas.openxmlformats.org/officeDocument/2006/math" xmlns:v="urn:schemas-microsoft-com:vml" xmlns:wp14="http://schemas.microsoft.com/office/word/2010/wordprocessingDrawing" xmlns:wp="http://schemas.openxmlformats.org/drawingml/2006/wordprocessingDrawing" xmlns:w10="urn:schemas-microsoft-com:office:word" xmlns:w="http://schemas.openxmlformats.org/wordprocessingml/2006/main" xmlns:w14="http://schemas.microsoft.com/office/word/2010/wordml" xmlns:w15="http://schemas.microsoft.com/office/word/2012/wordml" xmlns:w16cex="http://schemas.microsoft.com/office/word/2018/wordml/cex" xmlns:w16cid="http://schemas.microsoft.com/office/word/2016/wordml/cid" xmlns:w16="http://schemas.microsoft.com/office/word/2018/wordml" xmlns:w16sdtdh="http://schemas.microsoft.com/office/word/2020/wordml/sdtdatahash" xmlns:w16se="http://schemas.microsoft.com/office/word/2015/wordml/symex" xmlns:wpg="http://schemas.microsoft.com/office/word/2010/wordprocessingGroup" xmlns:wpi="http://schemas.microsoft.com/office/word/2010/wordprocessingInk" xmlns:wne="http://schemas.microsoft.com/office/word/2006/wordml" xmlns:wps="http://schemas.microsoft.com/office/word/2010/wordprocessingShape"/>
-</file>
-
 <file path=word/endnotes.xml><?xml version="1.0" encoding="utf-8"?>
 <w:endnotes xmlns:wpc="http://schemas.microsoft.com/office/word/2010/wordprocessingCanvas" xmlns:mc="http://schemas.openxmlformats.org/markup-compatibility/2006" xmlns:o="urn:schemas-microsoft-com:office:office" xmlns:r="http://schemas.openxmlformats.org/officeDocument/2006/relationships" xmlns:m="http://schemas.openxmlformats.org/officeDocument/2006/math" xmlns:v="urn:schemas-microsoft-com:vml" xmlns:wp14="http://schemas.microsoft.com/office/word/2010/wordprocessingDrawing" xmlns:wp="http://schemas.openxmlformats.org/drawingml/2006/wordprocessingDrawing" xmlns:w10="urn:schemas-microsoft-com:office:word" xmlns:w="http://schemas.openxmlformats.org/wordprocessingml/2006/main" xmlns:w14="http://schemas.microsoft.com/office/word/2010/wordml" xmlns:w15="http://schemas.microsoft.com/office/word/2012/wordml" xmlns:wpg="http://schemas.microsoft.com/office/word/2010/wordprocessingGroup" xmlns:wpi="http://schemas.microsoft.com/office/word/2010/wordprocessingInk" xmlns:wne="http://schemas.microsoft.com/office/word/2006/wordml" xmlns:wps="http://schemas.microsoft.com/office/word/2010/wordprocessingShape" mc:Ignorable="w14 w15 wp14">
   <w:endnote w:type="separator" w:id="-1">
@@ -1596,7 +1904,7 @@
 <w:numbering xmlns:wpc="http://schemas.microsoft.com/office/word/2010/wordprocessingCanvas" xmlns:mc="http://schemas.openxmlformats.org/markup-compatibility/2006" xmlns:o="urn:schemas-microsoft-com:office:office" xmlns:r="http://schemas.openxmlformats.org/officeDocument/2006/relationships" xmlns:m="http://schemas.openxmlformats.org/officeDocument/2006/math" xmlns:v="urn:schemas-microsoft-com:vml" xmlns:wp14="http://schemas.microsoft.com/office/word/2010/wordprocessingDrawing" xmlns:wp="http://schemas.openxmlformats.org/drawingml/2006/wordprocessingDrawing" xmlns:w10="urn:schemas-microsoft-com:office:word" xmlns:w="http://schemas.openxmlformats.org/wordprocessingml/2006/main" xmlns:w14="http://schemas.microsoft.com/office/word/2010/wordml" xmlns:w15="http://schemas.microsoft.com/office/word/2012/wordml" xmlns:wpg="http://schemas.microsoft.com/office/word/2010/wordprocessingGroup" xmlns:wpi="http://schemas.microsoft.com/office/word/2010/wordprocessingInk" xmlns:wne="http://schemas.microsoft.com/office/word/2006/wordml" xmlns:wps="http://schemas.microsoft.com/office/word/2010/wordprocessingShape" mc:Ignorable="w14 w15 wp14">
   <w:abstractNum w:abstractNumId="1" w15:restartNumberingAfterBreak="0">
     <w:multiLevelType w:val="hybridMultilevel"/>
-    <w:lvl w:ilvl="0" w15:tentative="1">
+    <w:lvl w:ilvl="0" w:tentative="1">
       <w:start w:val="1"/>
       <w:numFmt w:val="bullet"/>
       <w:lvlText w:val="●"/>
@@ -1605,7 +1913,7 @@
         <w:ind w:left="720" w:hanging="360"/>
       </w:pPr>
     </w:lvl>
-    <w:lvl w:ilvl="1" w15:tentative="1">
+    <w:lvl w:ilvl="1" w:tentative="1">
       <w:start w:val="1"/>
       <w:numFmt w:val="bullet"/>
       <w:lvlText w:val="○"/>
@@ -1614,7 +1922,7 @@
         <w:ind w:left="1440" w:hanging="360"/>
       </w:pPr>
     </w:lvl>
-    <w:lvl w:ilvl="2" w15:tentative="1">
+    <w:lvl w:ilvl="2" w:tentative="1">
       <w:start w:val="1"/>
       <w:numFmt w:val="bullet"/>
       <w:lvlText w:val="■"/>
@@ -1623,7 +1931,7 @@
         <w:ind w:left="2160" w:hanging="360"/>
       </w:pPr>
     </w:lvl>
-    <w:lvl w:ilvl="3" w15:tentative="1">
+    <w:lvl w:ilvl="3" w:tentative="1">
       <w:start w:val="1"/>
       <w:numFmt w:val="bullet"/>
       <w:lvlText w:val="●"/>
@@ -1632,7 +1940,7 @@
         <w:ind w:left="2880" w:hanging="360"/>
       </w:pPr>
     </w:lvl>
-    <w:lvl w:ilvl="4" w15:tentative="1">
+    <w:lvl w:ilvl="4" w:tentative="1">
       <w:start w:val="1"/>
       <w:numFmt w:val="bullet"/>
       <w:lvlText w:val="○"/>
@@ -1641,7 +1949,7 @@
         <w:ind w:left="3600" w:hanging="360"/>
       </w:pPr>
     </w:lvl>
-    <w:lvl w:ilvl="5" w15:tentative="1">
+    <w:lvl w:ilvl="5" w:tentative="1">
       <w:start w:val="1"/>
       <w:numFmt w:val="bullet"/>
       <w:lvlText w:val="■"/>
@@ -1650,7 +1958,7 @@
         <w:ind w:left="4320" w:hanging="360"/>
       </w:pPr>
     </w:lvl>
-    <w:lvl w:ilvl="6" w15:tentative="1">
+    <w:lvl w:ilvl="6" w:tentative="1">
       <w:start w:val="1"/>
       <w:numFmt w:val="bullet"/>
       <w:lvlText w:val="●"/>
@@ -1659,7 +1967,7 @@
         <w:ind w:left="5040" w:hanging="360"/>
       </w:pPr>
     </w:lvl>
-    <w:lvl w:ilvl="7" w15:tentative="1">
+    <w:lvl w:ilvl="7" w:tentative="1">
       <w:start w:val="1"/>
       <w:numFmt w:val="bullet"/>
       <w:lvlText w:val="●"/>
@@ -1668,7 +1976,7 @@
         <w:ind w:left="5760" w:hanging="360"/>
       </w:pPr>
     </w:lvl>
-    <w:lvl w:ilvl="8" w15:tentative="1">
+    <w:lvl w:ilvl="8" w:tentative="1">
       <w:start w:val="1"/>
       <w:numFmt w:val="bullet"/>
       <w:lvlText w:val="●"/>
@@ -1700,6 +2008,25 @@
     </w:rPrDefault>
     <w:pPrDefault/>
   </w:docDefaults>
+  <w:style w:type="paragraph" w:styleId="Normal" w:default="1">
+    <w:name w:val="Normal"/>
+    <w:qFormat/>
+  </w:style>
+  <w:style w:type="table" w:styleId="TableNormal" w:default="true">
+    <w:name w:val="Normal Table"/>
+    <w:uiPriority w:val="99"/>
+    <w:semiHidden/>
+    <w:unhideWhenUsed/>
+    <w:tblPr>
+      <w:tblInd w:type="dxa" w:w="0"/>
+      <w:tblCellMar>
+        <w:top w:type="dxa" w:w="0"/>
+        <w:left w:type="dxa" w:w="108"/>
+        <w:bottom w:type="dxa" w:w="0"/>
+        <w:right w:type="dxa" w:w="108"/>
+      </w:tblCellMar>
+    </w:tblPr>
+  </w:style>
   <w:style w:type="paragraph" w:styleId="Title">
     <w:name w:val="Title"/>
     <w:basedOn w:val="Normal"/>
@@ -1873,4 +2200,294 @@
     </w:rPr>
   </w:style>
 </w:styles>
+</file>
+
+<file path=word/theme/theme1.xml><?xml version="1.0" encoding="utf-8"?>
+<a:theme xmlns:a="http://schemas.openxmlformats.org/drawingml/2006/main" name="Office Theme">
+  <a:themeElements>
+    <a:clrScheme name="Office">
+      <a:dk1>
+        <a:sysClr val="windowText" lastClr="000000"/>
+      </a:dk1>
+      <a:lt1>
+        <a:sysClr val="window" lastClr="FFFFFF"/>
+      </a:lt1>
+      <a:dk2>
+        <a:srgbClr val="44546A"/>
+      </a:dk2>
+      <a:lt2>
+        <a:srgbClr val="E7E6E6"/>
+      </a:lt2>
+      <a:accent1>
+        <a:srgbClr val="4472C4"/>
+      </a:accent1>
+      <a:accent2>
+        <a:srgbClr val="ED7D31"/>
+      </a:accent2>
+      <a:accent3>
+        <a:srgbClr val="A5A5A5"/>
+      </a:accent3>
+      <a:accent4>
+        <a:srgbClr val="FFC000"/>
+      </a:accent4>
+      <a:accent5>
+        <a:srgbClr val="5B9BD5"/>
+      </a:accent5>
+      <a:accent6>
+        <a:srgbClr val="70AD47"/>
+      </a:accent6>
+      <a:hlink>
+        <a:srgbClr val="0563C1"/>
+      </a:hlink>
+      <a:folHlink>
+        <a:srgbClr val="954F72"/>
+      </a:folHlink>
+    </a:clrScheme>
+    <a:fontScheme name="Office">
+      <a:majorFont>
+        <a:latin typeface="Calibri Light" panose="020F0302020204030204"/>
+        <a:ea typeface=""/>
+        <a:cs typeface=""/>
+        <a:font script="Jpan" typeface="游ゴシック Light"/>
+        <a:font script="Hang" typeface="맑은 고딕"/>
+        <a:font script="Hans" typeface="等线 Light"/>
+        <a:font script="Hant" typeface="新細明體"/>
+        <a:font script="Arab" typeface="Times New Roman"/>
+        <a:font script="Hebr" typeface="Times New Roman"/>
+        <a:font script="Thai" typeface="Angsana New"/>
+        <a:font script="Ethi" typeface="Nyala"/>
+        <a:font script="Beng" typeface="Vrinda"/>
+        <a:font script="Gujr" typeface="Shruti"/>
+        <a:font script="Khmr" typeface="MoolBoran"/>
+        <a:font script="Knda" typeface="Tunga"/>
+        <a:font script="Guru" typeface="Raavi"/>
+        <a:font script="Cans" typeface="Euphemia"/>
+        <a:font script="Cher" typeface="Plantagenet Cherokee"/>
+        <a:font script="Yiii" typeface="Microsoft Yi Baiti"/>
+        <a:font script="Tibt" typeface="Microsoft Himalaya"/>
+        <a:font script="Thaa" typeface="MV Boli"/>
+        <a:font script="Deva" typeface="Mangal"/>
+        <a:font script="Telu" typeface="Gautami"/>
+        <a:font script="Taml" typeface="Latha"/>
+        <a:font script="Syrc" typeface="Estrangelo Edessa"/>
+        <a:font script="Orya" typeface="Kalinga"/>
+        <a:font script="Mlym" typeface="Kartika"/>
+        <a:font script="Laoo" typeface="DokChampa"/>
+        <a:font script="Sinh" typeface="Iskoola Pota"/>
+        <a:font script="Mong" typeface="Mongolian Baiti"/>
+        <a:font script="Viet" typeface="Times New Roman"/>
+        <a:font script="Uigh" typeface="Microsoft Uighur"/>
+        <a:font script="Geor" typeface="Sylfaen"/>
+        <a:font script="Armn" typeface="Arial"/>
+        <a:font script="Bugi" typeface="Leelawadee UI"/>
+        <a:font script="Bopo" typeface="Microsoft JhengHei"/>
+        <a:font script="Java" typeface="Javanese Text"/>
+        <a:font script="Lisu" typeface="Segoe UI"/>
+        <a:font script="Mymr" typeface="Myanmar Text"/>
+        <a:font script="Nkoo" typeface="Ebrima"/>
+        <a:font script="Olck" typeface="Nirmala UI"/>
+        <a:font script="Osma" typeface="Ebrima"/>
+        <a:font script="Phag" typeface="Phagspa"/>
+        <a:font script="Syrn" typeface="Estrangelo Edessa"/>
+        <a:font script="Syrj" typeface="Estrangelo Edessa"/>
+        <a:font script="Syre" typeface="Estrangelo Edessa"/>
+        <a:font script="Sora" typeface="Nirmala UI"/>
+        <a:font script="Tale" typeface="Microsoft Tai Le"/>
+        <a:font script="Talu" typeface="Microsoft New Tai Lue"/>
+        <a:font script="Tfng" typeface="Ebrima"/>
+      </a:majorFont>
+      <a:minorFont>
+        <a:latin typeface="Calibri" panose="020F0502020204030204"/>
+        <a:ea typeface=""/>
+        <a:cs typeface=""/>
+        <a:font script="Jpan" typeface="游明朝"/>
+        <a:font script="Hang" typeface="맑은 고딕"/>
+        <a:font script="Hans" typeface="等线"/>
+        <a:font script="Hant" typeface="新細明體"/>
+        <a:font script="Arab" typeface="Arial"/>
+        <a:font script="Hebr" typeface="Arial"/>
+        <a:font script="Thai" typeface="Cordia New"/>
+        <a:font script="Ethi" typeface="Nyala"/>
+        <a:font script="Beng" typeface="Vrinda"/>
+        <a:font script="Gujr" typeface="Shruti"/>
+        <a:font script="Khmr" typeface="DaunPenh"/>
+        <a:font script="Knda" typeface="Tunga"/>
+        <a:font script="Guru" typeface="Raavi"/>
+        <a:font script="Cans" typeface="Euphemia"/>
+        <a:font script="Cher" typeface="Plantagenet Cherokee"/>
+        <a:font script="Yiii" typeface="Microsoft Yi Baiti"/>
+        <a:font script="Tibt" typeface="Microsoft Himalaya"/>
+        <a:font script="Thaa" typeface="MV Boli"/>
+        <a:font script="Deva" typeface="Mangal"/>
+        <a:font script="Telu" typeface="Gautami"/>
+        <a:font script="Taml" typeface="Latha"/>
+        <a:font script="Syrc" typeface="Estrangelo Edessa"/>
+        <a:font script="Orya" typeface="Kalinga"/>
+        <a:font script="Mlym" typeface="Kartika"/>
+        <a:font script="Laoo" typeface="DokChampa"/>
+        <a:font script="Sinh" typeface="Iskoola Pota"/>
+        <a:font script="Mong" typeface="Mongolian Baiti"/>
+        <a:font script="Viet" typeface="Arial"/>
+        <a:font script="Uigh" typeface="Microsoft Uighur"/>
+        <a:font script="Geor" typeface="Sylfaen"/>
+        <a:font script="Armn" typeface="Arial"/>
+        <a:font script="Bugi" typeface="Leelawadee UI"/>
+        <a:font script="Bopo" typeface="Microsoft JhengHei"/>
+        <a:font script="Java" typeface="Javanese Text"/>
+        <a:font script="Lisu" typeface="Segoe UI"/>
+        <a:font script="Mymr" typeface="Myanmar Text"/>
+        <a:font script="Nkoo" typeface="Ebrima"/>
+        <a:font script="Olck" typeface="Nirmala UI"/>
+        <a:font script="Osma" typeface="Ebrima"/>
+        <a:font script="Phag" typeface="Phagspa"/>
+        <a:font script="Syrn" typeface="Estrangelo Edessa"/>
+        <a:font script="Syrj" typeface="Estrangelo Edessa"/>
+        <a:font script="Syre" typeface="Estrangelo Edessa"/>
+        <a:font script="Sora" typeface="Nirmala UI"/>
+        <a:font script="Tale" typeface="Microsoft Tai Le"/>
+        <a:font script="Talu" typeface="Microsoft New Tai Lue"/>
+        <a:font script="Tfng" typeface="Ebrima"/>
+      </a:minorFont>
+    </a:fontScheme>
+    <a:fmtScheme name="Office">
+      <a:fillStyleLst>
+        <a:solidFill>
+          <a:schemeClr val="phClr"/>
+        </a:solidFill>
+        <a:gradFill rotWithShape="true">
+          <a:gsLst>
+            <a:gs pos="0">
+              <a:schemeClr val="phClr">
+                <a:lumMod val="110000"/>
+                <a:satMod val="105000"/>
+                <a:tint val="67000"/>
+              </a:schemeClr>
+            </a:gs>
+            <a:gs pos="50000">
+              <a:schemeClr val="phClr">
+                <a:lumMod val="105000"/>
+                <a:satMod val="103000"/>
+                <a:tint val="73000"/>
+              </a:schemeClr>
+            </a:gs>
+            <a:gs pos="100000">
+              <a:schemeClr val="phClr">
+                <a:lumMod val="105000"/>
+                <a:satMod val="109000"/>
+                <a:tint val="81000"/>
+              </a:schemeClr>
+            </a:gs>
+          </a:gsLst>
+          <a:lin ang="5400000" scaled="false"/>
+        </a:gradFill>
+        <a:gradFill rotWithShape="true">
+          <a:gsLst>
+            <a:gs pos="0">
+              <a:schemeClr val="phClr">
+                <a:satMod val="103000"/>
+                <a:lumMod val="102000"/>
+                <a:tint val="94000"/>
+              </a:schemeClr>
+            </a:gs>
+            <a:gs pos="50000">
+              <a:schemeClr val="phClr">
+                <a:satMod val="110000"/>
+                <a:lumMod val="100000"/>
+                <a:shade val="100000"/>
+              </a:schemeClr>
+            </a:gs>
+            <a:gs pos="100000">
+              <a:schemeClr val="phClr">
+                <a:lumMod val="99000"/>
+                <a:satMod val="120000"/>
+                <a:shade val="78000"/>
+              </a:schemeClr>
+            </a:gs>
+          </a:gsLst>
+          <a:lin ang="5400000" scaled="false"/>
+        </a:gradFill>
+      </a:fillStyleLst>
+      <a:lnStyleLst>
+        <a:ln w="6350" cap="flat" cmpd="sng" algn="ctr">
+          <a:solidFill>
+            <a:schemeClr val="phClr"/>
+          </a:solidFill>
+          <a:prstDash val="solid"/>
+          <a:miter lim="800000"/>
+        </a:ln>
+        <a:ln w="12700" cap="flat" cmpd="sng" algn="ctr">
+          <a:solidFill>
+            <a:schemeClr val="phClr"/>
+          </a:solidFill>
+          <a:prstDash val="solid"/>
+          <a:miter lim="800000"/>
+        </a:ln>
+        <a:ln w="19050" cap="flat" cmpd="sng" algn="ctr">
+          <a:solidFill>
+            <a:schemeClr val="phClr"/>
+          </a:solidFill>
+          <a:prstDash val="solid"/>
+          <a:miter lim="800000"/>
+        </a:ln>
+      </a:lnStyleLst>
+      <a:effectStyleLst>
+        <a:effectStyle>
+          <a:effectLst/>
+        </a:effectStyle>
+        <a:effectStyle>
+          <a:effectLst/>
+        </a:effectStyle>
+        <a:effectStyle>
+          <a:effectLst>
+            <a:outerShdw blurRad="57150" dist="19050" dir="5400000" algn="ctr" rotWithShape="false">
+              <a:srgbClr val="000000">
+                <a:alpha val="63000"/>
+              </a:srgbClr>
+            </a:outerShdw>
+          </a:effectLst>
+        </a:effectStyle>
+      </a:effectStyleLst>
+      <a:bgFillStyleLst>
+        <a:solidFill>
+          <a:schemeClr val="phClr"/>
+        </a:solidFill>
+        <a:solidFill>
+          <a:schemeClr val="phClr">
+            <a:tint val="95000"/>
+            <a:satMod val="170000"/>
+          </a:schemeClr>
+        </a:solidFill>
+        <a:gradFill rotWithShape="true">
+          <a:gsLst>
+            <a:gs pos="0">
+              <a:schemeClr val="phClr">
+                <a:tint val="93000"/>
+                <a:satMod val="150000"/>
+                <a:shade val="98000"/>
+                <a:lumMod val="102000"/>
+              </a:schemeClr>
+            </a:gs>
+            <a:gs pos="50000">
+              <a:schemeClr val="phClr">
+                <a:tint val="98000"/>
+                <a:satMod val="130000"/>
+                <a:shade val="90000"/>
+                <a:lumMod val="103000"/>
+              </a:schemeClr>
+            </a:gs>
+            <a:gs pos="100000">
+              <a:schemeClr val="phClr">
+                <a:shade val="63000"/>
+                <a:satMod val="120000"/>
+              </a:schemeClr>
+            </a:gs>
+          </a:gsLst>
+          <a:lin ang="5400000" scaled="false"/>
+        </a:gradFill>
+      </a:bgFillStyleLst>
+    </a:fmtScheme>
+  </a:themeElements>
+  <a:objectDefaults/>
+  <a:extraClrSchemeLst/>
+</a:theme>
 </file>
--- a/assets/resume/matthew-mccluster-resume.docx
+++ b/assets/resume/matthew-mccluster-resume.docx
@@ -1796,7 +1796,7 @@
         </w:rPr>
         <w:t xml:space="preserve">Full record: </w:t>
       </w:r>
-      <w:hyperlink w:history="1" r:id="rId2ui09l8t0xgqkqerj5xt5">
+      <w:hyperlink w:history="1" r:id="rIdg4tp5bzz-yjytbjm-8_kh">
         <w:r>
           <w:rPr>
             <w:color w:val="444444"/>
